--- a/public/templates/Đội ngũ tiểu đội.docx
+++ b/public/templates/Đội ngũ tiểu đội.docx
@@ -14,7 +14,6 @@
         <w:rPr>
           <w:rFonts w:ascii="Times New Roman" w:hAnsi="Times New Roman"/>
           <w:b/>
-          <w:lang/>
         </w:rPr>
         <mc:AlternateContent>
           <mc:Choice Requires="wps">
@@ -75,25 +74,16 @@
                           </w:p>
                           <w:p>
                             <w:pPr>
-                              <w:spacing w:before="100" w:beforeAutospacing="1"/>
                               <w:jc w:val="center"/>
                               <w:rPr>
-                                <w:rFonts w:ascii="Times New Roman" w:hAnsi="Times New Roman"/>
-                                <w:lang w:val="vi-VN"/>
+                                <w:rFonts w:hint="default" w:ascii="Times New Roman" w:hAnsi="Times New Roman"/>
                               </w:rPr>
                             </w:pPr>
                             <w:r>
                               <w:rPr>
-                                <w:rFonts w:ascii="Times New Roman" w:hAnsi="Times New Roman"/>
-                              </w:rPr>
-                              <w:t>TIỂU</w:t>
-                            </w:r>
-                            <w:r>
-                              <w:rPr>
-                                <w:rFonts w:ascii="Times New Roman" w:hAnsi="Times New Roman"/>
-                                <w:lang w:val="vi-VN"/>
-                              </w:rPr>
-                              <w:t xml:space="preserve"> ĐOÀN 2</w:t>
+                                <w:rFonts w:hint="default" w:ascii="Times New Roman" w:hAnsi="Times New Roman"/>
+                              </w:rPr>
+                              <w:t>{{don_vi_cap_tren}}</w:t>
                             </w:r>
                           </w:p>
                           <w:p>
@@ -101,23 +91,15 @@
                               <w:jc w:val="center"/>
                               <w:rPr>
                                 <w:rFonts w:ascii="Times New Roman" w:hAnsi="Times New Roman"/>
-                                <w:b/>
                               </w:rPr>
                             </w:pPr>
                             <w:r>
                               <w:rPr>
-                                <w:rFonts w:ascii="Times New Roman" w:hAnsi="Times New Roman"/>
+                                <w:rFonts w:hint="default" w:ascii="Times New Roman" w:hAnsi="Times New Roman"/>
                                 <w:b/>
                                 <w:lang w:val="vi-VN"/>
                               </w:rPr>
-                              <w:t xml:space="preserve">ĐẠI ĐỘI </w:t>
-                            </w:r>
-                            <w:r>
-                              <w:rPr>
-                                <w:rFonts w:ascii="Times New Roman" w:hAnsi="Times New Roman"/>
-                                <w:b/>
-                              </w:rPr>
-                              <w:t>5</w:t>
+                              <w:t>{{don_vi}}</w:t>
                             </w:r>
                           </w:p>
                           <w:p>
@@ -186,14 +168,6 @@
                           </w:p>
                           <w:p>
                             <w:pPr>
-                              <w:jc w:val="center"/>
-                              <w:rPr>
-                                <w:rFonts w:ascii="Times New Roman" w:hAnsi="Times New Roman"/>
-                              </w:rPr>
-                            </w:pPr>
-                          </w:p>
-                          <w:p>
-                            <w:pPr>
                               <w:rPr>
                                 <w:rFonts w:ascii="Times New Roman" w:hAnsi="Times New Roman"/>
                                 <w:lang w:val="vi-VN"/>
@@ -245,49 +219,6 @@
                                 <w:b/>
                               </w:rPr>
                               <w:t>GIÁO ÁN</w:t>
-                            </w:r>
-                          </w:p>
-                          <w:p>
-                            <w:pPr>
-                              <w:jc w:val="center"/>
-                              <w:rPr>
-                                <w:rFonts w:ascii="Times New Roman" w:hAnsi="Times New Roman"/>
-                                <w:b/>
-                                <w:lang w:val="vi-VN"/>
-                              </w:rPr>
-                            </w:pPr>
-                            <w:r>
-                              <w:rPr>
-                                <w:rFonts w:ascii="Times New Roman" w:hAnsi="Times New Roman"/>
-                                <w:b/>
-                              </w:rPr>
-                              <w:t>HUẤN LUYỆN ĐIỀU</w:t>
-                            </w:r>
-                            <w:r>
-                              <w:rPr>
-                                <w:rFonts w:ascii="Times New Roman" w:hAnsi="Times New Roman"/>
-                                <w:b/>
-                                <w:lang w:val="vi-VN"/>
-                              </w:rPr>
-                              <w:t xml:space="preserve"> LỆNH ĐỘI NGŨ</w:t>
-                            </w:r>
-                          </w:p>
-                          <w:p>
-                            <w:pPr>
-                              <w:jc w:val="center"/>
-                              <w:rPr>
-                                <w:rFonts w:ascii="Times New Roman" w:hAnsi="Times New Roman"/>
-                                <w:b/>
-                                <w:lang w:val="vi-VN"/>
-                              </w:rPr>
-                            </w:pPr>
-                            <w:r>
-                              <w:rPr>
-                                <w:rFonts w:ascii="Times New Roman" w:hAnsi="Times New Roman"/>
-                                <w:b/>
-                                <w:lang w:val="vi-VN"/>
-                              </w:rPr>
-                              <w:t>ĐỘI NGŨ ĐƠN VỊ</w:t>
                             </w:r>
                           </w:p>
                           <w:p>
@@ -299,6 +230,28 @@
                               <w:spacing w:after="100"/>
                               <w:jc w:val="center"/>
                               <w:rPr>
+                                <w:rFonts w:hint="default" w:ascii="Times New Roman" w:hAnsi="Times New Roman"/>
+                                <w:b/>
+                              </w:rPr>
+                            </w:pPr>
+                            <w:bookmarkStart w:id="3" w:name="_Hlk157118522"/>
+                            <w:r>
+                              <w:rPr>
+                                <w:rFonts w:hint="default" w:ascii="Times New Roman" w:hAnsi="Times New Roman"/>
+                                <w:b/>
+                              </w:rPr>
+                              <w:t>{{ten_giao_an}}</w:t>
+                            </w:r>
+                          </w:p>
+                          <w:p>
+                            <w:pPr>
+                              <w:tabs>
+                                <w:tab w:val="left" w:pos="4253"/>
+                                <w:tab w:val="left" w:pos="4395"/>
+                              </w:tabs>
+                              <w:spacing w:after="100"/>
+                              <w:jc w:val="center"/>
+                              <w:rPr>
                                 <w:rFonts w:ascii="Calibri" w:hAnsi="Calibri"/>
                                 <w:b/>
                                 <w:color w:val="FF0000"/>
@@ -307,7 +260,6 @@
                                 <w:lang w:val="vi-VN"/>
                               </w:rPr>
                             </w:pPr>
-                            <w:bookmarkStart w:id="3" w:name="_Hlk157118522"/>
                             <w:r>
                               <w:rPr>
                                 <w:rFonts w:ascii="Times New Roman" w:hAnsi="Times New Roman"/>
@@ -316,7 +268,17 @@
                                 <w:szCs w:val="26"/>
                                 <w:lang w:val="vi-VN"/>
                               </w:rPr>
-                              <w:t>Bài 1: Đội ngũ tiểu đội</w:t>
+                              <w:t xml:space="preserve">Bài 1: </w:t>
+                            </w:r>
+                            <w:r>
+                              <w:rPr>
+                                <w:rFonts w:hint="default" w:ascii="Times New Roman" w:hAnsi="Times New Roman"/>
+                                <w:b/>
+                                <w:spacing w:val="-4"/>
+                                <w:szCs w:val="26"/>
+                                <w:lang w:val="vi-VN"/>
+                              </w:rPr>
+                              <w:t>{{phan}}</w:t>
                             </w:r>
                           </w:p>
                           <w:bookmarkEnd w:id="3"/>
@@ -456,28 +418,52 @@
                           </w:p>
                           <w:p>
                             <w:pPr>
-                              <w:spacing w:before="840" w:line="276" w:lineRule="auto"/>
-                              <w:jc w:val="center"/>
                               <w:rPr>
                                 <w:rFonts w:ascii="Times New Roman" w:hAnsi="Times New Roman"/>
                                 <w:b/>
+                                <w:sz w:val="18"/>
+                                <w:szCs w:val="18"/>
                                 <w:lang w:val="vi-VN"/>
+                              </w:rPr>
+                            </w:pPr>
+                          </w:p>
+                          <w:p>
+                            <w:pPr>
+                              <w:rPr>
+                                <w:rFonts w:ascii="Times New Roman" w:hAnsi="Times New Roman"/>
+                                <w:b/>
+                                <w:sz w:val="18"/>
+                                <w:szCs w:val="18"/>
+                                <w:lang w:val="vi-VN"/>
+                              </w:rPr>
+                            </w:pPr>
+                          </w:p>
+                          <w:p>
+                            <w:pPr>
+                              <w:rPr>
+                                <w:rFonts w:ascii="Times New Roman" w:hAnsi="Times New Roman"/>
+                                <w:b/>
+                                <w:sz w:val="18"/>
+                                <w:szCs w:val="18"/>
+                                <w:lang w:val="vi-VN"/>
+                              </w:rPr>
+                            </w:pPr>
+                          </w:p>
+                          <w:p>
+                            <w:pPr>
+                              <w:spacing w:line="276" w:lineRule="auto"/>
+                              <w:jc w:val="center"/>
+                              <w:rPr>
+                                <w:rFonts w:hint="default" w:ascii="Times New Roman" w:hAnsi="Times New Roman"/>
+                                <w:b/>
                               </w:rPr>
                             </w:pPr>
                             <w:r>
                               <w:rPr>
-                                <w:rFonts w:ascii="Times New Roman" w:hAnsi="Times New Roman"/>
+                                <w:rFonts w:hint="default" w:ascii="Times New Roman" w:hAnsi="Times New Roman"/>
                                 <w:b/>
                               </w:rPr>
-                              <w:t>TRUNG ĐỘI</w:t>
-                            </w:r>
-                            <w:r>
-                              <w:rPr>
-                                <w:rFonts w:ascii="Times New Roman" w:hAnsi="Times New Roman"/>
-                                <w:b/>
-                                <w:lang w:val="vi-VN"/>
-                              </w:rPr>
-                              <w:t xml:space="preserve"> TRƯỞNG</w:t>
+                              <w:t>{{cap_bac_nguoi_ky_bia}}</w:t>
                             </w:r>
                           </w:p>
                           <w:p>
@@ -485,7 +471,7 @@
                               <w:spacing w:line="276" w:lineRule="auto"/>
                               <w:jc w:val="center"/>
                               <w:rPr>
-                                <w:rFonts w:ascii="Times New Roman" w:hAnsi="Times New Roman"/>
+                                <w:rFonts w:hint="default" w:ascii="Times New Roman" w:hAnsi="Times New Roman"/>
                                 <w:b/>
                                 <w:lang w:val="vi-VN"/>
                               </w:rPr>
@@ -524,38 +510,22 @@
                           </w:p>
                           <w:p>
                             <w:pPr>
-                              <w:tabs>
-                                <w:tab w:val="left" w:pos="4253"/>
-                                <w:tab w:val="left" w:pos="4395"/>
-                              </w:tabs>
-                              <w:ind w:left="240"/>
                               <w:jc w:val="center"/>
                               <w:rPr>
                                 <w:rFonts w:ascii="Times New Roman" w:hAnsi="Times New Roman"/>
+                                <w:b/>
+                                <w:lang w:val="vi-VN"/>
+                              </w:rPr>
+                            </w:pPr>
+                            <w:r>
+                              <w:rPr>
+                                <w:rFonts w:hint="default" w:ascii="Times New Roman" w:hAnsi="Times New Roman"/>
                                 <w:b/>
                                 <w:bCs/>
                                 <w:lang w:val="en-GB"/>
                               </w:rPr>
-                            </w:pPr>
-                            <w:r>
-                              <w:rPr>
-                                <w:rFonts w:ascii="Times New Roman" w:hAnsi="Times New Roman"/>
-                                <w:b/>
-                                <w:bCs/>
-                                <w:lang w:val="en-GB"/>
-                              </w:rPr>
-                              <w:t>Trung úy Trần Minh Hiếu</w:t>
+                              <w:t>{{ho_ten_nguoi_ky_bia}}</w:t>
                             </w:r>
-                          </w:p>
-                          <w:p>
-                            <w:pPr>
-                              <w:jc w:val="center"/>
-                              <w:rPr>
-                                <w:rFonts w:ascii="Times New Roman" w:hAnsi="Times New Roman"/>
-                                <w:b/>
-                                <w:lang w:val="vi-VN"/>
-                              </w:rPr>
-                            </w:pPr>
                           </w:p>
                           <w:p>
                             <w:pPr>
@@ -689,49 +659,16 @@
                     </w:p>
                     <w:p>
                       <w:pPr>
-                        <w:spacing w:before="100" w:beforeAutospacing="1"/>
                         <w:jc w:val="center"/>
                         <w:rPr>
-                          <w:rFonts w:ascii="Times New Roman" w:hAnsi="Times New Roman"/>
-                          <w:lang w:val="vi-VN"/>
+                          <w:rFonts w:hint="default" w:ascii="Times New Roman" w:hAnsi="Times New Roman"/>
                         </w:rPr>
                       </w:pPr>
                       <w:r>
                         <w:rPr>
-                          <w:rFonts w:ascii="Times New Roman" w:hAnsi="Times New Roman"/>
+                          <w:rFonts w:hint="default" w:ascii="Times New Roman" w:hAnsi="Times New Roman"/>
                         </w:rPr>
-                        <w:t>TIỂU</w:t>
-                      </w:r>
-                      <w:r>
-                        <w:rPr>
-                          <w:rFonts w:ascii="Times New Roman" w:hAnsi="Times New Roman"/>
-                          <w:lang w:val="vi-VN"/>
-                        </w:rPr>
-                        <w:t xml:space="preserve"> ĐOÀN 2</w:t>
-                      </w:r>
-                    </w:p>
-                    <w:p>
-                      <w:pPr>
-                        <w:jc w:val="center"/>
-                        <w:rPr>
-                          <w:rFonts w:ascii="Times New Roman" w:hAnsi="Times New Roman"/>
-                          <w:b/>
-                        </w:rPr>
-                      </w:pPr>
-                      <w:r>
-                        <w:rPr>
-                          <w:rFonts w:ascii="Times New Roman" w:hAnsi="Times New Roman"/>
-                          <w:b/>
-                          <w:lang w:val="vi-VN"/>
-                        </w:rPr>
-                        <w:t xml:space="preserve">ĐẠI ĐỘI </w:t>
-                      </w:r>
-                      <w:r>
-                        <w:rPr>
-                          <w:rFonts w:ascii="Times New Roman" w:hAnsi="Times New Roman"/>
-                          <w:b/>
-                        </w:rPr>
-                        <w:t>5</w:t>
+                        <w:t>{{don_vi_cap_tren}}</w:t>
                       </w:r>
                     </w:p>
                     <w:p>
@@ -741,6 +678,14 @@
                           <w:rFonts w:ascii="Times New Roman" w:hAnsi="Times New Roman"/>
                         </w:rPr>
                       </w:pPr>
+                      <w:r>
+                        <w:rPr>
+                          <w:rFonts w:hint="default" w:ascii="Times New Roman" w:hAnsi="Times New Roman"/>
+                          <w:b/>
+                          <w:lang w:val="vi-VN"/>
+                        </w:rPr>
+                        <w:t>{{don_vi}}</w:t>
+                      </w:r>
                     </w:p>
                     <w:p>
                       <w:pPr>
@@ -863,45 +808,24 @@
                     </w:p>
                     <w:p>
                       <w:pPr>
+                        <w:tabs>
+                          <w:tab w:val="left" w:pos="4253"/>
+                          <w:tab w:val="left" w:pos="4395"/>
+                        </w:tabs>
+                        <w:spacing w:after="100"/>
                         <w:jc w:val="center"/>
                         <w:rPr>
-                          <w:rFonts w:ascii="Times New Roman" w:hAnsi="Times New Roman"/>
+                          <w:rFonts w:hint="default" w:ascii="Times New Roman" w:hAnsi="Times New Roman"/>
                           <w:b/>
-                          <w:lang w:val="vi-VN"/>
                         </w:rPr>
                       </w:pPr>
+                      <w:bookmarkStart w:id="3" w:name="_Hlk157118522"/>
                       <w:r>
                         <w:rPr>
-                          <w:rFonts w:ascii="Times New Roman" w:hAnsi="Times New Roman"/>
+                          <w:rFonts w:hint="default" w:ascii="Times New Roman" w:hAnsi="Times New Roman"/>
                           <w:b/>
                         </w:rPr>
-                        <w:t>HUẤN LUYỆN ĐIỀU</w:t>
-                      </w:r>
-                      <w:r>
-                        <w:rPr>
-                          <w:rFonts w:ascii="Times New Roman" w:hAnsi="Times New Roman"/>
-                          <w:b/>
-                          <w:lang w:val="vi-VN"/>
-                        </w:rPr>
-                        <w:t xml:space="preserve"> LỆNH ĐỘI NGŨ</w:t>
-                      </w:r>
-                    </w:p>
-                    <w:p>
-                      <w:pPr>
-                        <w:jc w:val="center"/>
-                        <w:rPr>
-                          <w:rFonts w:ascii="Times New Roman" w:hAnsi="Times New Roman"/>
-                          <w:b/>
-                          <w:lang w:val="vi-VN"/>
-                        </w:rPr>
-                      </w:pPr>
-                      <w:r>
-                        <w:rPr>
-                          <w:rFonts w:ascii="Times New Roman" w:hAnsi="Times New Roman"/>
-                          <w:b/>
-                          <w:lang w:val="vi-VN"/>
-                        </w:rPr>
-                        <w:t>ĐỘI NGŨ ĐƠN VỊ</w:t>
+                        <w:t>{{ten_giao_an}}</w:t>
                       </w:r>
                     </w:p>
                     <w:p>
@@ -921,7 +845,6 @@
                           <w:lang w:val="vi-VN"/>
                         </w:rPr>
                       </w:pPr>
-                      <w:bookmarkStart w:id="3" w:name="_Hlk157118522"/>
                       <w:r>
                         <w:rPr>
                           <w:rFonts w:ascii="Times New Roman" w:hAnsi="Times New Roman"/>
@@ -930,7 +853,17 @@
                           <w:szCs w:val="26"/>
                           <w:lang w:val="vi-VN"/>
                         </w:rPr>
-                        <w:t>Bài 1: Đội ngũ tiểu đội</w:t>
+                        <w:t xml:space="preserve">Bài 1: </w:t>
+                      </w:r>
+                      <w:r>
+                        <w:rPr>
+                          <w:rFonts w:hint="default" w:ascii="Times New Roman" w:hAnsi="Times New Roman"/>
+                          <w:b/>
+                          <w:spacing w:val="-4"/>
+                          <w:szCs w:val="26"/>
+                          <w:lang w:val="vi-VN"/>
+                        </w:rPr>
+                        <w:t>{{phan}}</w:t>
                       </w:r>
                     </w:p>
                     <w:bookmarkEnd w:id="3"/>
@@ -1070,28 +1003,52 @@
                     </w:p>
                     <w:p>
                       <w:pPr>
-                        <w:spacing w:before="840" w:line="276" w:lineRule="auto"/>
-                        <w:jc w:val="center"/>
                         <w:rPr>
                           <w:rFonts w:ascii="Times New Roman" w:hAnsi="Times New Roman"/>
                           <w:b/>
+                          <w:sz w:val="18"/>
+                          <w:szCs w:val="18"/>
                           <w:lang w:val="vi-VN"/>
+                        </w:rPr>
+                      </w:pPr>
+                    </w:p>
+                    <w:p>
+                      <w:pPr>
+                        <w:rPr>
+                          <w:rFonts w:ascii="Times New Roman" w:hAnsi="Times New Roman"/>
+                          <w:b/>
+                          <w:sz w:val="18"/>
+                          <w:szCs w:val="18"/>
+                          <w:lang w:val="vi-VN"/>
+                        </w:rPr>
+                      </w:pPr>
+                    </w:p>
+                    <w:p>
+                      <w:pPr>
+                        <w:rPr>
+                          <w:rFonts w:ascii="Times New Roman" w:hAnsi="Times New Roman"/>
+                          <w:b/>
+                          <w:sz w:val="18"/>
+                          <w:szCs w:val="18"/>
+                          <w:lang w:val="vi-VN"/>
+                        </w:rPr>
+                      </w:pPr>
+                    </w:p>
+                    <w:p>
+                      <w:pPr>
+                        <w:spacing w:line="276" w:lineRule="auto"/>
+                        <w:jc w:val="center"/>
+                        <w:rPr>
+                          <w:rFonts w:hint="default" w:ascii="Times New Roman" w:hAnsi="Times New Roman"/>
+                          <w:b/>
                         </w:rPr>
                       </w:pPr>
                       <w:r>
                         <w:rPr>
-                          <w:rFonts w:ascii="Times New Roman" w:hAnsi="Times New Roman"/>
+                          <w:rFonts w:hint="default" w:ascii="Times New Roman" w:hAnsi="Times New Roman"/>
                           <w:b/>
                         </w:rPr>
-                        <w:t>TRUNG ĐỘI</w:t>
-                      </w:r>
-                      <w:r>
-                        <w:rPr>
-                          <w:rFonts w:ascii="Times New Roman" w:hAnsi="Times New Roman"/>
-                          <w:b/>
-                          <w:lang w:val="vi-VN"/>
-                        </w:rPr>
-                        <w:t xml:space="preserve"> TRƯỞNG</w:t>
+                        <w:t>{{cap_bac_nguoi_ky_bia}}</w:t>
                       </w:r>
                     </w:p>
                     <w:p>
@@ -1099,7 +1056,7 @@
                         <w:spacing w:line="276" w:lineRule="auto"/>
                         <w:jc w:val="center"/>
                         <w:rPr>
-                          <w:rFonts w:ascii="Times New Roman" w:hAnsi="Times New Roman"/>
+                          <w:rFonts w:hint="default" w:ascii="Times New Roman" w:hAnsi="Times New Roman"/>
                           <w:b/>
                           <w:lang w:val="vi-VN"/>
                         </w:rPr>
@@ -1138,31 +1095,6 @@
                     </w:p>
                     <w:p>
                       <w:pPr>
-                        <w:tabs>
-                          <w:tab w:val="left" w:pos="4253"/>
-                          <w:tab w:val="left" w:pos="4395"/>
-                        </w:tabs>
-                        <w:ind w:left="240"/>
-                        <w:jc w:val="center"/>
-                        <w:rPr>
-                          <w:rFonts w:ascii="Times New Roman" w:hAnsi="Times New Roman"/>
-                          <w:b/>
-                          <w:bCs/>
-                          <w:lang w:val="en-GB"/>
-                        </w:rPr>
-                      </w:pPr>
-                      <w:r>
-                        <w:rPr>
-                          <w:rFonts w:ascii="Times New Roman" w:hAnsi="Times New Roman"/>
-                          <w:b/>
-                          <w:bCs/>
-                          <w:lang w:val="en-GB"/>
-                        </w:rPr>
-                        <w:t>Trung úy Trần Minh Hiếu</w:t>
-                      </w:r>
-                    </w:p>
-                    <w:p>
-                      <w:pPr>
                         <w:jc w:val="center"/>
                         <w:rPr>
                           <w:rFonts w:ascii="Times New Roman" w:hAnsi="Times New Roman"/>
@@ -1170,6 +1102,15 @@
                           <w:lang w:val="vi-VN"/>
                         </w:rPr>
                       </w:pPr>
+                      <w:r>
+                        <w:rPr>
+                          <w:rFonts w:hint="default" w:ascii="Times New Roman" w:hAnsi="Times New Roman"/>
+                          <w:b/>
+                          <w:bCs/>
+                          <w:lang w:val="en-GB"/>
+                        </w:rPr>
+                        <w:t>{{ho_ten_nguoi_ky_bia}}</w:t>
+                      </w:r>
                     </w:p>
                     <w:p>
                       <w:pPr>
@@ -1339,6 +1280,7 @@
         </w:rPr>
         <w:object>
           <v:shape id="_x0000_i1025" o:spt="75" type="#_x0000_t75" style="height:65.4pt;width:72.6pt;" o:ole="t" filled="f" o:preferrelative="t" stroked="f" coordsize="21600,21600">
+            <v:path/>
             <v:fill on="f" focussize="0,0"/>
             <v:stroke on="f"/>
             <v:imagedata r:id="rId7" o:title=""/>
@@ -1711,23 +1653,10 @@
           <w:b/>
         </w:rPr>
       </w:pPr>
-    </w:p>
-    <w:p>
-      <w:pPr>
-        <w:ind w:firstLine="720"/>
-        <w:jc w:val="both"/>
-        <w:rPr>
-          <w:rFonts w:ascii="Times New Roman" w:hAnsi="Times New Roman"/>
-          <w:b/>
-        </w:rPr>
-      </w:pPr>
-      <w:bookmarkStart w:id="5" w:name="_GoBack"/>
-      <w:bookmarkEnd w:id="5"/>
-      <w:r>
-        <w:rPr>
-          <w:rFonts w:ascii="Times New Roman" w:hAnsi="Times New Roman"/>
-          <w:b/>
-          <w:lang/>
+      <w:r>
+        <w:rPr>
+          <w:rFonts w:ascii="Times New Roman" w:hAnsi="Times New Roman"/>
+          <w:b/>
         </w:rPr>
         <mc:AlternateContent>
           <mc:Choice Requires="wps">
@@ -1735,10 +1664,10 @@
               <wp:anchor distT="0" distB="0" distL="114300" distR="114300" simplePos="0" relativeHeight="251660288" behindDoc="0" locked="0" layoutInCell="1" allowOverlap="1">
                 <wp:simplePos x="0" y="0"/>
                 <wp:positionH relativeFrom="column">
-                  <wp:posOffset>34925</wp:posOffset>
+                  <wp:posOffset>21590</wp:posOffset>
                 </wp:positionH>
                 <wp:positionV relativeFrom="paragraph">
-                  <wp:posOffset>33020</wp:posOffset>
+                  <wp:posOffset>13335</wp:posOffset>
                 </wp:positionV>
                 <wp:extent cx="5734050" cy="8943975"/>
                 <wp:effectExtent l="28575" t="28575" r="28575" b="34290"/>
@@ -1810,19 +1739,40 @@
                             </w:r>
                             <w:r>
                               <w:rPr>
-                                <w:rFonts w:ascii="Times New Roman" w:hAnsi="Times New Roman"/>
+                                <w:rFonts w:hint="default" w:ascii="Times New Roman" w:hAnsi="Times New Roman"/>
                                 <w:iCs/>
                                 <w:sz w:val="26"/>
                                 <w:szCs w:val="26"/>
                               </w:rPr>
-                              <w:t>...</w:t>
+                              <w:t>{{ngay}}</w:t>
                             </w:r>
                             <w:r>
                               <w:rPr>
                                 <w:rFonts w:ascii="Times New Roman" w:hAnsi="Times New Roman"/>
                                 <w:iCs/>
                               </w:rPr>
-                              <w:t xml:space="preserve"> tháng … năm 2026</w:t>
+                              <w:t xml:space="preserve"> tháng </w:t>
+                            </w:r>
+                            <w:r>
+                              <w:rPr>
+                                <w:rFonts w:hint="default" w:ascii="Times New Roman" w:hAnsi="Times New Roman"/>
+                                <w:iCs/>
+                              </w:rPr>
+                              <w:t>{{thang}}</w:t>
+                            </w:r>
+                            <w:r>
+                              <w:rPr>
+                                <w:rFonts w:ascii="Times New Roman" w:hAnsi="Times New Roman"/>
+                                <w:iCs/>
+                              </w:rPr>
+                              <w:t xml:space="preserve"> năm </w:t>
+                            </w:r>
+                            <w:r>
+                              <w:rPr>
+                                <w:rFonts w:hint="default" w:ascii="Times New Roman" w:hAnsi="Times New Roman"/>
+                                <w:iCs/>
+                              </w:rPr>
+                              <w:t>{{nam}}</w:t>
                             </w:r>
                           </w:p>
                           <w:p>
@@ -1901,39 +1851,25 @@
                           </w:p>
                           <w:p>
                             <w:pPr>
+                              <w:tabs>
+                                <w:tab w:val="left" w:pos="4253"/>
+                                <w:tab w:val="left" w:pos="4395"/>
+                              </w:tabs>
+                              <w:spacing w:after="120"/>
                               <w:jc w:val="center"/>
                               <w:rPr>
-                                <w:rFonts w:ascii="Times New Roman" w:hAnsi="Times New Roman"/>
+                                <w:rFonts w:hint="default" w:ascii="Times New Roman" w:hAnsi="Times New Roman"/>
                                 <w:bCs/>
                                 <w:lang w:val="vi-VN"/>
                               </w:rPr>
                             </w:pPr>
                             <w:r>
                               <w:rPr>
-                                <w:rFonts w:ascii="Times New Roman" w:hAnsi="Times New Roman"/>
+                                <w:rFonts w:hint="default" w:ascii="Times New Roman" w:hAnsi="Times New Roman"/>
                                 <w:bCs/>
                                 <w:lang w:val="vi-VN"/>
                               </w:rPr>
-                              <w:t>HUẤN LUYỆN ĐIỀU LỆNH ĐỘI NGŨ</w:t>
-                            </w:r>
-                          </w:p>
-                          <w:p>
-                            <w:pPr>
-                              <w:spacing w:after="100"/>
-                              <w:jc w:val="center"/>
-                              <w:rPr>
-                                <w:rFonts w:ascii="Times New Roman" w:hAnsi="Times New Roman"/>
-                                <w:bCs/>
-                                <w:lang w:val="vi-VN"/>
-                              </w:rPr>
-                            </w:pPr>
-                            <w:r>
-                              <w:rPr>
-                                <w:rFonts w:ascii="Times New Roman" w:hAnsi="Times New Roman"/>
-                                <w:bCs/>
-                                <w:lang w:val="vi-VN"/>
-                              </w:rPr>
-                              <w:t>ĐỘI NGŨ ĐƠN VỊ</w:t>
+                              <w:t>{{phan_doi_ngu}}</w:t>
                             </w:r>
                           </w:p>
                           <w:p>
@@ -1958,7 +1894,16 @@
                                 <w:szCs w:val="26"/>
                                 <w:lang w:val="vi-VN"/>
                               </w:rPr>
-                              <w:t>Bài 1: Đội ngũ tiểu đội</w:t>
+                              <w:t>Bài 1:</w:t>
+                            </w:r>
+                            <w:r>
+                              <w:rPr>
+                                <w:rFonts w:hint="default" w:ascii="Times New Roman" w:hAnsi="Times New Roman"/>
+                                <w:spacing w:val="-6"/>
+                                <w:szCs w:val="26"/>
+                                <w:lang w:val="vi-VN"/>
+                              </w:rPr>
+                              <w:t>{{bai}}</w:t>
                             </w:r>
                           </w:p>
                           <w:p>
@@ -1970,13 +1915,13 @@
                               <w:spacing w:after="120"/>
                               <w:jc w:val="center"/>
                               <w:rPr>
-                                <w:rFonts w:ascii="Calibri" w:hAnsi="Calibri"/>
+                                <w:rFonts w:ascii="Times New Roman" w:hAnsi="Times New Roman"/>
                                 <w:bCs/>
                                 <w:color w:val="000000"/>
-                                <w:spacing w:val="-10"/>
+                                <w:spacing w:val="-6"/>
                                 <w:w w:val="90"/>
                                 <w:szCs w:val="26"/>
-                                <w:lang w:val="en-GB"/>
+                                <w:lang w:val="vi-VN"/>
                               </w:rPr>
                             </w:pPr>
                             <w:r>
@@ -1987,59 +1932,17 @@
                                 <w:spacing w:val="-6"/>
                                 <w:lang w:val="vi-VN"/>
                               </w:rPr>
-                              <w:t xml:space="preserve">Của: Đồng chí </w:t>
-                            </w:r>
-                            <w:bookmarkStart w:id="4" w:name="_Hlk161483624"/>
-                            <w:r>
-                              <w:rPr>
-                                <w:rFonts w:ascii="Times New Roman" w:hAnsi="Times New Roman"/>
-                                <w:bCs/>
-                                <w:color w:val="000000"/>
-                                <w:spacing w:val="-6"/>
-                                <w:lang w:val="en-GB"/>
-                              </w:rPr>
-                              <w:t>Trần Minh Hiếu</w:t>
+                              <w:t xml:space="preserve">Của: </w:t>
                             </w:r>
                             <w:r>
                               <w:rPr>
-                                <w:rFonts w:ascii="Times New Roman" w:hAnsi="Times New Roman"/>
+                                <w:rFonts w:hint="default" w:ascii="Times New Roman" w:hAnsi="Times New Roman"/>
                                 <w:bCs/>
                                 <w:color w:val="000000"/>
                                 <w:spacing w:val="-6"/>
                                 <w:lang w:val="vi-VN"/>
                               </w:rPr>
-                              <w:t xml:space="preserve">, </w:t>
-                            </w:r>
-                            <w:r>
-                              <w:rPr>
-                                <w:rFonts w:ascii="Times New Roman" w:hAnsi="Times New Roman"/>
-                                <w:bCs/>
-                                <w:color w:val="000000"/>
-                                <w:spacing w:val="-6"/>
-                                <w:lang w:val="en-GB"/>
-                              </w:rPr>
-                              <w:t>Trung</w:t>
-                            </w:r>
-                            <w:r>
-                              <w:rPr>
-                                <w:rFonts w:ascii="Times New Roman" w:hAnsi="Times New Roman"/>
-                                <w:bCs/>
-                                <w:color w:val="000000"/>
-                                <w:spacing w:val="-6"/>
-                                <w:lang w:val="vi-VN"/>
-                              </w:rPr>
-                              <w:t xml:space="preserve"> úy, Trung đội trưởng, Trung đội </w:t>
-                            </w:r>
-                            <w:bookmarkEnd w:id="4"/>
-                            <w:r>
-                              <w:rPr>
-                                <w:rFonts w:ascii="Times New Roman" w:hAnsi="Times New Roman"/>
-                                <w:bCs/>
-                                <w:color w:val="000000"/>
-                                <w:spacing w:val="-6"/>
-                                <w:lang w:val="en-GB"/>
-                              </w:rPr>
-                              <w:t>2</w:t>
+                              <w:t>{{cua_ai}}</w:t>
                             </w:r>
                           </w:p>
                           <w:p>
@@ -2102,7 +2005,14 @@
                                 <w:rFonts w:ascii="Times New Roman" w:hAnsi="Times New Roman"/>
                                 <w:lang w:val="vi-VN"/>
                               </w:rPr>
-                              <w:t>- Địa điểm: .............................................</w:t>
+                              <w:t xml:space="preserve">- Địa điểm: </w:t>
+                            </w:r>
+                            <w:r>
+                              <w:rPr>
+                                <w:rFonts w:hint="default" w:ascii="Times New Roman" w:hAnsi="Times New Roman"/>
+                                <w:lang w:val="vi-VN"/>
+                              </w:rPr>
+                              <w:t>{{dia_diem_thong_qua}}</w:t>
                             </w:r>
                           </w:p>
                           <w:p>
@@ -2127,19 +2037,19 @@
                             </w:r>
                             <w:r>
                               <w:rPr>
-                                <w:rFonts w:ascii="Times New Roman" w:hAnsi="Times New Roman"/>
+                                <w:rFonts w:hint="default" w:ascii="Times New Roman" w:hAnsi="Times New Roman"/>
                                 <w:sz w:val="26"/>
                                 <w:szCs w:val="26"/>
                                 <w:lang w:val="vi-VN"/>
                               </w:rPr>
-                              <w:t>.............................</w:t>
+                              <w:t>{{chi_tiet_thong_qua}}</w:t>
                             </w:r>
                             <w:r>
                               <w:rPr>
                                 <w:rFonts w:ascii="Times New Roman" w:hAnsi="Times New Roman"/>
                                 <w:lang w:val="vi-VN"/>
                               </w:rPr>
-                              <w:t xml:space="preserve">   </w:t>
+                              <w:t xml:space="preserve">  </w:t>
                             </w:r>
                           </w:p>
                           <w:p>
@@ -2164,19 +2074,47 @@
                             </w:r>
                             <w:r>
                               <w:rPr>
-                                <w:rFonts w:ascii="Times New Roman" w:hAnsi="Times New Roman"/>
+                                <w:rFonts w:hint="default" w:ascii="Times New Roman" w:hAnsi="Times New Roman"/>
+                                <w:iCs/>
                                 <w:sz w:val="26"/>
                                 <w:szCs w:val="26"/>
-                                <w:lang w:val="vi-VN"/>
-                              </w:rPr>
-                              <w:t>...</w:t>
+                              </w:rPr>
+                              <w:t>{{ngay}}</w:t>
                             </w:r>
                             <w:r>
                               <w:rPr>
                                 <w:rFonts w:ascii="Times New Roman" w:hAnsi="Times New Roman"/>
                                 <w:lang w:val="vi-VN"/>
                               </w:rPr>
-                              <w:t xml:space="preserve"> tháng … năm 2026.</w:t>
+                              <w:t xml:space="preserve"> tháng </w:t>
+                            </w:r>
+                            <w:r>
+                              <w:rPr>
+                                <w:rFonts w:hint="default" w:ascii="Times New Roman" w:hAnsi="Times New Roman"/>
+                                <w:iCs/>
+                              </w:rPr>
+                              <w:t>{{thang}}</w:t>
+                            </w:r>
+                            <w:r>
+                              <w:rPr>
+                                <w:rFonts w:ascii="Times New Roman" w:hAnsi="Times New Roman"/>
+                                <w:lang w:val="vi-VN"/>
+                              </w:rPr>
+                              <w:t xml:space="preserve"> năm </w:t>
+                            </w:r>
+                            <w:r>
+                              <w:rPr>
+                                <w:rFonts w:hint="default" w:ascii="Times New Roman" w:hAnsi="Times New Roman"/>
+                                <w:iCs/>
+                              </w:rPr>
+                              <w:t>{{nam}}</w:t>
+                            </w:r>
+                            <w:r>
+                              <w:rPr>
+                                <w:rFonts w:ascii="Times New Roman" w:hAnsi="Times New Roman"/>
+                                <w:lang w:val="vi-VN"/>
+                              </w:rPr>
+                              <w:t>.</w:t>
                             </w:r>
                           </w:p>
                           <w:p>
@@ -2217,7 +2155,14 @@
                                 <w:rFonts w:ascii="Times New Roman" w:hAnsi="Times New Roman"/>
                                 <w:lang w:val="vi-VN"/>
                               </w:rPr>
-                              <w:t>- Địa điểm: Phòng giao ban Đại đội 5;</w:t>
+                              <w:t xml:space="preserve">- Địa điểm: </w:t>
+                            </w:r>
+                            <w:r>
+                              <w:rPr>
+                                <w:rFonts w:hint="default" w:ascii="Times New Roman" w:hAnsi="Times New Roman"/>
+                                <w:lang w:val="vi-VN"/>
+                              </w:rPr>
+                              <w:t>{{dia_diem_phe_duyet}}</w:t>
                             </w:r>
                           </w:p>
                           <w:p>
@@ -2236,30 +2181,26 @@
                               <w:rPr>
                                 <w:rFonts w:ascii="Times New Roman" w:hAnsi="Times New Roman"/>
                               </w:rPr>
-                              <w:t xml:space="preserve">- Thời gian: </w:t>
+                              <w:t>- Thời gian:</w:t>
                             </w:r>
                             <w:r>
                               <w:rPr>
-                                <w:rFonts w:ascii="Times New Roman" w:hAnsi="Times New Roman"/>
-                                <w:sz w:val="26"/>
-                                <w:szCs w:val="26"/>
-                              </w:rPr>
-                              <w:t>............</w:t>
+                                <w:rFonts w:hint="default" w:ascii="Times New Roman" w:hAnsi="Times New Roman"/>
+                                <w:lang w:val="vi-VN"/>
+                              </w:rPr>
+                              <w:t xml:space="preserve"> </w:t>
                             </w:r>
                             <w:r>
                               <w:rPr>
-                                <w:rFonts w:ascii="Times New Roman" w:hAnsi="Times New Roman"/>
-                                <w:sz w:val="26"/>
-                                <w:szCs w:val="26"/>
-                                <w:lang w:val="vi-VN"/>
-                              </w:rPr>
-                              <w:t>................</w:t>
+                                <w:rFonts w:hint="default" w:ascii="Times New Roman" w:hAnsi="Times New Roman"/>
+                              </w:rPr>
+                              <w:t>{{chi_tiet_phe_duyet}}</w:t>
                             </w:r>
                             <w:r>
                               <w:rPr>
                                 <w:rFonts w:ascii="Times New Roman" w:hAnsi="Times New Roman"/>
                               </w:rPr>
-                              <w:t xml:space="preserve">       </w:t>
+                              <w:t xml:space="preserve">      </w:t>
                             </w:r>
                           </w:p>
                           <w:p>
@@ -2282,17 +2223,44 @@
                             </w:r>
                             <w:r>
                               <w:rPr>
-                                <w:rFonts w:ascii="Times New Roman" w:hAnsi="Times New Roman"/>
+                                <w:rFonts w:hint="default" w:ascii="Times New Roman" w:hAnsi="Times New Roman"/>
+                                <w:iCs/>
                                 <w:sz w:val="26"/>
                                 <w:szCs w:val="26"/>
                               </w:rPr>
-                              <w:t>...</w:t>
+                              <w:t>{{ngay}}</w:t>
                             </w:r>
                             <w:r>
                               <w:rPr>
                                 <w:rFonts w:ascii="Times New Roman" w:hAnsi="Times New Roman"/>
                               </w:rPr>
-                              <w:t xml:space="preserve"> tháng … năm 2026.</w:t>
+                              <w:t xml:space="preserve"> tháng </w:t>
+                            </w:r>
+                            <w:r>
+                              <w:rPr>
+                                <w:rFonts w:hint="default" w:ascii="Times New Roman" w:hAnsi="Times New Roman"/>
+                                <w:iCs/>
+                              </w:rPr>
+                              <w:t>{{thang}}</w:t>
+                            </w:r>
+                            <w:r>
+                              <w:rPr>
+                                <w:rFonts w:ascii="Times New Roman" w:hAnsi="Times New Roman"/>
+                              </w:rPr>
+                              <w:t xml:space="preserve"> năm </w:t>
+                            </w:r>
+                            <w:r>
+                              <w:rPr>
+                                <w:rFonts w:hint="default" w:ascii="Times New Roman" w:hAnsi="Times New Roman"/>
+                                <w:iCs/>
+                              </w:rPr>
+                              <w:t>{{nam}}</w:t>
+                            </w:r>
+                            <w:r>
+                              <w:rPr>
+                                <w:rFonts w:ascii="Times New Roman" w:hAnsi="Times New Roman"/>
+                              </w:rPr>
+                              <w:t>.</w:t>
                             </w:r>
                           </w:p>
                           <w:p>
@@ -2360,12 +2328,21 @@
                             </w:pPr>
                             <w:r>
                               <w:rPr>
+                                <w:rFonts w:hint="default" w:ascii="Times New Roman" w:hAnsi="Times New Roman"/>
+                                <w:sz w:val="26"/>
+                                <w:szCs w:val="26"/>
+                                <w:lang w:val="vi-VN"/>
+                              </w:rPr>
+                              <w:t>{{chi_tiet_noi_dung_giao_an}}</w:t>
+                            </w:r>
+                            <w:r>
+                              <w:rPr>
                                 <w:rFonts w:ascii="Times New Roman" w:hAnsi="Times New Roman"/>
                                 <w:sz w:val="26"/>
                                 <w:szCs w:val="26"/>
                                 <w:lang w:val="vi-VN"/>
                               </w:rPr>
-                              <w:t>............................................................................................................................................................................................................................................................................................................................................................................................</w:t>
+                              <w:t>.</w:t>
                             </w:r>
                           </w:p>
                           <w:p>
@@ -2405,11 +2382,11 @@
                             </w:pPr>
                             <w:r>
                               <w:rPr>
-                                <w:rFonts w:ascii="Times New Roman" w:hAnsi="Times New Roman"/>
+                                <w:rFonts w:hint="default" w:ascii="Times New Roman" w:hAnsi="Times New Roman"/>
                                 <w:sz w:val="26"/>
                                 <w:szCs w:val="26"/>
                               </w:rPr>
-                              <w:t>.............................................................................................................................................................................................................................................................................................................................................................................................................................................................................................................................</w:t>
+                              <w:t>{{chi_tiet_thuc_hanh}}</w:t>
                             </w:r>
                           </w:p>
                           <w:p>
@@ -2450,11 +2427,11 @@
                             </w:pPr>
                             <w:r>
                               <w:rPr>
-                                <w:rFonts w:ascii="Times New Roman" w:hAnsi="Times New Roman"/>
+                                <w:rFonts w:hint="default" w:ascii="Times New Roman" w:hAnsi="Times New Roman"/>
                                 <w:sz w:val="26"/>
                                 <w:szCs w:val="26"/>
                               </w:rPr>
-                              <w:t>.............................................................................................................................................................................................................................................................................................................................................................................................................................................................................................................................</w:t>
+                              <w:t>{{ket_luan}}</w:t>
                             </w:r>
                           </w:p>
                           <w:tbl>
@@ -2471,9 +2448,9 @@
                               </w:tblCellMar>
                             </w:tblPr>
                             <w:tblGrid>
-                              <w:gridCol w:w="3004"/>
-                              <w:gridCol w:w="1900"/>
-                              <w:gridCol w:w="3796"/>
+                              <w:gridCol w:w="2932"/>
+                              <w:gridCol w:w="1856"/>
+                              <w:gridCol w:w="3972"/>
                             </w:tblGrid>
                             <w:tr>
                               <w:tblPrEx>
@@ -2484,10 +2461,6 @@
                                   <w:right w:w="108" w:type="dxa"/>
                                 </w:tblCellMar>
                               </w:tblPrEx>
-                              <w:trPr>
-                                <w:wBefore w:w="0" w:type="dxa"/>
-                                <w:wAfter w:w="0" w:type="dxa"/>
-                              </w:trPr>
                               <w:tc>
                                 <w:tcPr>
                                   <w:tcW w:w="3004" w:type="dxa"/>
@@ -2551,20 +2524,11 @@
                                   </w:pPr>
                                   <w:r>
                                     <w:rPr>
-                                      <w:rFonts w:ascii="Times New Roman" w:hAnsi="Times New Roman"/>
+                                      <w:rFonts w:hint="default" w:ascii="Times New Roman" w:hAnsi="Times New Roman"/>
                                       <w:b/>
                                       <w:szCs w:val="26"/>
                                     </w:rPr>
-                                    <w:t>ĐẠI</w:t>
-                                  </w:r>
-                                  <w:r>
-                                    <w:rPr>
-                                      <w:rFonts w:ascii="Times New Roman" w:hAnsi="Times New Roman"/>
-                                      <w:b/>
-                                      <w:szCs w:val="26"/>
-                                      <w:lang w:val="vi-VN"/>
-                                    </w:rPr>
-                                    <w:t xml:space="preserve"> ĐỘI TRƯỞNG</w:t>
+                                    <w:t>{{chuc_vu_nguoi_ky_trang_2}}</w:t>
                                   </w:r>
                                 </w:p>
                               </w:tc>
@@ -2579,8 +2543,6 @@
                                 </w:tblCellMar>
                               </w:tblPrEx>
                               <w:trPr>
-                                <w:wBefore w:w="0" w:type="dxa"/>
-                                <w:wAfter w:w="0" w:type="dxa"/>
                                 <w:trHeight w:val="1330" w:hRule="atLeast"/>
                               </w:trPr>
                               <w:tc>
@@ -2677,11 +2639,11 @@
                                   </w:pPr>
                                   <w:r>
                                     <w:rPr>
-                                      <w:rFonts w:ascii="Times New Roman" w:hAnsi="Times New Roman"/>
+                                      <w:rFonts w:hint="default" w:ascii="Times New Roman" w:hAnsi="Times New Roman"/>
                                       <w:b/>
                                       <w:lang w:val="vi-VN"/>
                                     </w:rPr>
-                                    <w:t>Thiếu tá Phan Văn Đạo</w:t>
+                                    <w:t>{{cap_bac_nguoi_ky_trang_2}} {{ho_ten_nguoi_ky_trang_2}}</w:t>
                                   </w:r>
                                 </w:p>
                                 <w:p>
@@ -2827,7 +2789,7 @@
           </mc:Choice>
           <mc:Fallback>
             <w:pict>
-              <v:rect id="Rectangles 25" o:spid="_x0000_s1026" o:spt="1" style="position:absolute;left:0pt;margin-left:2.75pt;margin-top:2.6pt;height:704.25pt;width:451.5pt;z-index:251660288;mso-width-relative:page;mso-height-relative:page;" fillcolor="#FFFFFF" filled="t" stroked="t" coordsize="21600,21600" o:gfxdata="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">
+              <v:rect id="Rectangles 25" o:spid="_x0000_s1026" o:spt="1" style="position:absolute;left:0pt;margin-left:1.7pt;margin-top:1.05pt;height:704.25pt;width:451.5pt;z-index:251660288;mso-width-relative:page;mso-height-relative:page;" fillcolor="#FFFFFF" filled="t" stroked="t" coordsize="21600,21600" o:gfxdata="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">
                 <v:fill on="t" focussize="0,0"/>
                 <v:stroke weight="4.5pt" color="#000000" linestyle="thickThin" joinstyle="miter"/>
                 <v:imagedata o:title=""/>
@@ -2872,19 +2834,40 @@
                       </w:r>
                       <w:r>
                         <w:rPr>
-                          <w:rFonts w:ascii="Times New Roman" w:hAnsi="Times New Roman"/>
+                          <w:rFonts w:hint="default" w:ascii="Times New Roman" w:hAnsi="Times New Roman"/>
                           <w:iCs/>
                           <w:sz w:val="26"/>
                           <w:szCs w:val="26"/>
                         </w:rPr>
-                        <w:t>...</w:t>
+                        <w:t>{{ngay}}</w:t>
                       </w:r>
                       <w:r>
                         <w:rPr>
                           <w:rFonts w:ascii="Times New Roman" w:hAnsi="Times New Roman"/>
                           <w:iCs/>
                         </w:rPr>
-                        <w:t xml:space="preserve"> tháng … năm 2026</w:t>
+                        <w:t xml:space="preserve"> tháng </w:t>
+                      </w:r>
+                      <w:r>
+                        <w:rPr>
+                          <w:rFonts w:hint="default" w:ascii="Times New Roman" w:hAnsi="Times New Roman"/>
+                          <w:iCs/>
+                        </w:rPr>
+                        <w:t>{{thang}}</w:t>
+                      </w:r>
+                      <w:r>
+                        <w:rPr>
+                          <w:rFonts w:ascii="Times New Roman" w:hAnsi="Times New Roman"/>
+                          <w:iCs/>
+                        </w:rPr>
+                        <w:t xml:space="preserve"> năm </w:t>
+                      </w:r>
+                      <w:r>
+                        <w:rPr>
+                          <w:rFonts w:hint="default" w:ascii="Times New Roman" w:hAnsi="Times New Roman"/>
+                          <w:iCs/>
+                        </w:rPr>
+                        <w:t>{{nam}}</w:t>
                       </w:r>
                     </w:p>
                     <w:p>
@@ -2963,39 +2946,25 @@
                     </w:p>
                     <w:p>
                       <w:pPr>
+                        <w:tabs>
+                          <w:tab w:val="left" w:pos="4253"/>
+                          <w:tab w:val="left" w:pos="4395"/>
+                        </w:tabs>
+                        <w:spacing w:after="120"/>
                         <w:jc w:val="center"/>
                         <w:rPr>
-                          <w:rFonts w:ascii="Times New Roman" w:hAnsi="Times New Roman"/>
+                          <w:rFonts w:hint="default" w:ascii="Times New Roman" w:hAnsi="Times New Roman"/>
                           <w:bCs/>
                           <w:lang w:val="vi-VN"/>
                         </w:rPr>
                       </w:pPr>
                       <w:r>
                         <w:rPr>
-                          <w:rFonts w:ascii="Times New Roman" w:hAnsi="Times New Roman"/>
+                          <w:rFonts w:hint="default" w:ascii="Times New Roman" w:hAnsi="Times New Roman"/>
                           <w:bCs/>
                           <w:lang w:val="vi-VN"/>
                         </w:rPr>
-                        <w:t>HUẤN LUYỆN ĐIỀU LỆNH ĐỘI NGŨ</w:t>
-                      </w:r>
-                    </w:p>
-                    <w:p>
-                      <w:pPr>
-                        <w:spacing w:after="100"/>
-                        <w:jc w:val="center"/>
-                        <w:rPr>
-                          <w:rFonts w:ascii="Times New Roman" w:hAnsi="Times New Roman"/>
-                          <w:bCs/>
-                          <w:lang w:val="vi-VN"/>
-                        </w:rPr>
-                      </w:pPr>
-                      <w:r>
-                        <w:rPr>
-                          <w:rFonts w:ascii="Times New Roman" w:hAnsi="Times New Roman"/>
-                          <w:bCs/>
-                          <w:lang w:val="vi-VN"/>
-                        </w:rPr>
-                        <w:t>ĐỘI NGŨ ĐƠN VỊ</w:t>
+                        <w:t>{{phan_doi_ngu}}</w:t>
                       </w:r>
                     </w:p>
                     <w:p>
@@ -3020,7 +2989,16 @@
                           <w:szCs w:val="26"/>
                           <w:lang w:val="vi-VN"/>
                         </w:rPr>
-                        <w:t>Bài 1: Đội ngũ tiểu đội</w:t>
+                        <w:t>Bài 1:</w:t>
+                      </w:r>
+                      <w:r>
+                        <w:rPr>
+                          <w:rFonts w:hint="default" w:ascii="Times New Roman" w:hAnsi="Times New Roman"/>
+                          <w:spacing w:val="-6"/>
+                          <w:szCs w:val="26"/>
+                          <w:lang w:val="vi-VN"/>
+                        </w:rPr>
+                        <w:t>{{bai}}</w:t>
                       </w:r>
                     </w:p>
                     <w:p>
@@ -3032,13 +3010,13 @@
                         <w:spacing w:after="120"/>
                         <w:jc w:val="center"/>
                         <w:rPr>
-                          <w:rFonts w:ascii="Calibri" w:hAnsi="Calibri"/>
+                          <w:rFonts w:ascii="Times New Roman" w:hAnsi="Times New Roman"/>
                           <w:bCs/>
                           <w:color w:val="000000"/>
-                          <w:spacing w:val="-10"/>
+                          <w:spacing w:val="-6"/>
                           <w:w w:val="90"/>
                           <w:szCs w:val="26"/>
-                          <w:lang w:val="en-GB"/>
+                          <w:lang w:val="vi-VN"/>
                         </w:rPr>
                       </w:pPr>
                       <w:r>
@@ -3049,59 +3027,17 @@
                           <w:spacing w:val="-6"/>
                           <w:lang w:val="vi-VN"/>
                         </w:rPr>
-                        <w:t xml:space="preserve">Của: Đồng chí </w:t>
-                      </w:r>
-                      <w:bookmarkStart w:id="4" w:name="_Hlk161483624"/>
-                      <w:r>
-                        <w:rPr>
-                          <w:rFonts w:ascii="Times New Roman" w:hAnsi="Times New Roman"/>
-                          <w:bCs/>
-                          <w:color w:val="000000"/>
-                          <w:spacing w:val="-6"/>
-                          <w:lang w:val="en-GB"/>
-                        </w:rPr>
-                        <w:t>Trần Minh Hiếu</w:t>
+                        <w:t xml:space="preserve">Của: </w:t>
                       </w:r>
                       <w:r>
                         <w:rPr>
-                          <w:rFonts w:ascii="Times New Roman" w:hAnsi="Times New Roman"/>
+                          <w:rFonts w:hint="default" w:ascii="Times New Roman" w:hAnsi="Times New Roman"/>
                           <w:bCs/>
                           <w:color w:val="000000"/>
                           <w:spacing w:val="-6"/>
                           <w:lang w:val="vi-VN"/>
                         </w:rPr>
-                        <w:t xml:space="preserve">, </w:t>
-                      </w:r>
-                      <w:r>
-                        <w:rPr>
-                          <w:rFonts w:ascii="Times New Roman" w:hAnsi="Times New Roman"/>
-                          <w:bCs/>
-                          <w:color w:val="000000"/>
-                          <w:spacing w:val="-6"/>
-                          <w:lang w:val="en-GB"/>
-                        </w:rPr>
-                        <w:t>Trung</w:t>
-                      </w:r>
-                      <w:r>
-                        <w:rPr>
-                          <w:rFonts w:ascii="Times New Roman" w:hAnsi="Times New Roman"/>
-                          <w:bCs/>
-                          <w:color w:val="000000"/>
-                          <w:spacing w:val="-6"/>
-                          <w:lang w:val="vi-VN"/>
-                        </w:rPr>
-                        <w:t xml:space="preserve"> úy, Trung đội trưởng, Trung đội </w:t>
-                      </w:r>
-                      <w:bookmarkEnd w:id="4"/>
-                      <w:r>
-                        <w:rPr>
-                          <w:rFonts w:ascii="Times New Roman" w:hAnsi="Times New Roman"/>
-                          <w:bCs/>
-                          <w:color w:val="000000"/>
-                          <w:spacing w:val="-6"/>
-                          <w:lang w:val="en-GB"/>
-                        </w:rPr>
-                        <w:t>2</w:t>
+                        <w:t>{{cua_ai}}</w:t>
                       </w:r>
                     </w:p>
                     <w:p>
@@ -3164,7 +3100,14 @@
                           <w:rFonts w:ascii="Times New Roman" w:hAnsi="Times New Roman"/>
                           <w:lang w:val="vi-VN"/>
                         </w:rPr>
-                        <w:t>- Địa điểm: .............................................</w:t>
+                        <w:t xml:space="preserve">- Địa điểm: </w:t>
+                      </w:r>
+                      <w:r>
+                        <w:rPr>
+                          <w:rFonts w:hint="default" w:ascii="Times New Roman" w:hAnsi="Times New Roman"/>
+                          <w:lang w:val="vi-VN"/>
+                        </w:rPr>
+                        <w:t>{{dia_diem_thong_qua}}</w:t>
                       </w:r>
                     </w:p>
                     <w:p>
@@ -3189,19 +3132,19 @@
                       </w:r>
                       <w:r>
                         <w:rPr>
-                          <w:rFonts w:ascii="Times New Roman" w:hAnsi="Times New Roman"/>
+                          <w:rFonts w:hint="default" w:ascii="Times New Roman" w:hAnsi="Times New Roman"/>
                           <w:sz w:val="26"/>
                           <w:szCs w:val="26"/>
                           <w:lang w:val="vi-VN"/>
                         </w:rPr>
-                        <w:t>.............................</w:t>
+                        <w:t>{{chi_tiet_thong_qua}}</w:t>
                       </w:r>
                       <w:r>
                         <w:rPr>
                           <w:rFonts w:ascii="Times New Roman" w:hAnsi="Times New Roman"/>
                           <w:lang w:val="vi-VN"/>
                         </w:rPr>
-                        <w:t xml:space="preserve">   </w:t>
+                        <w:t xml:space="preserve">  </w:t>
                       </w:r>
                     </w:p>
                     <w:p>
@@ -3226,19 +3169,47 @@
                       </w:r>
                       <w:r>
                         <w:rPr>
-                          <w:rFonts w:ascii="Times New Roman" w:hAnsi="Times New Roman"/>
+                          <w:rFonts w:hint="default" w:ascii="Times New Roman" w:hAnsi="Times New Roman"/>
+                          <w:iCs/>
                           <w:sz w:val="26"/>
                           <w:szCs w:val="26"/>
-                          <w:lang w:val="vi-VN"/>
                         </w:rPr>
-                        <w:t>...</w:t>
+                        <w:t>{{ngay}}</w:t>
                       </w:r>
                       <w:r>
                         <w:rPr>
                           <w:rFonts w:ascii="Times New Roman" w:hAnsi="Times New Roman"/>
                           <w:lang w:val="vi-VN"/>
                         </w:rPr>
-                        <w:t xml:space="preserve"> tháng … năm 2026.</w:t>
+                        <w:t xml:space="preserve"> tháng </w:t>
+                      </w:r>
+                      <w:r>
+                        <w:rPr>
+                          <w:rFonts w:hint="default" w:ascii="Times New Roman" w:hAnsi="Times New Roman"/>
+                          <w:iCs/>
+                        </w:rPr>
+                        <w:t>{{thang}}</w:t>
+                      </w:r>
+                      <w:r>
+                        <w:rPr>
+                          <w:rFonts w:ascii="Times New Roman" w:hAnsi="Times New Roman"/>
+                          <w:lang w:val="vi-VN"/>
+                        </w:rPr>
+                        <w:t xml:space="preserve"> năm </w:t>
+                      </w:r>
+                      <w:r>
+                        <w:rPr>
+                          <w:rFonts w:hint="default" w:ascii="Times New Roman" w:hAnsi="Times New Roman"/>
+                          <w:iCs/>
+                        </w:rPr>
+                        <w:t>{{nam}}</w:t>
+                      </w:r>
+                      <w:r>
+                        <w:rPr>
+                          <w:rFonts w:ascii="Times New Roman" w:hAnsi="Times New Roman"/>
+                          <w:lang w:val="vi-VN"/>
+                        </w:rPr>
+                        <w:t>.</w:t>
                       </w:r>
                     </w:p>
                     <w:p>
@@ -3279,7 +3250,14 @@
                           <w:rFonts w:ascii="Times New Roman" w:hAnsi="Times New Roman"/>
                           <w:lang w:val="vi-VN"/>
                         </w:rPr>
-                        <w:t>- Địa điểm: Phòng giao ban Đại đội 5;</w:t>
+                        <w:t xml:space="preserve">- Địa điểm: </w:t>
+                      </w:r>
+                      <w:r>
+                        <w:rPr>
+                          <w:rFonts w:hint="default" w:ascii="Times New Roman" w:hAnsi="Times New Roman"/>
+                          <w:lang w:val="vi-VN"/>
+                        </w:rPr>
+                        <w:t>{{dia_diem_phe_duyet}}</w:t>
                       </w:r>
                     </w:p>
                     <w:p>
@@ -3298,30 +3276,26 @@
                         <w:rPr>
                           <w:rFonts w:ascii="Times New Roman" w:hAnsi="Times New Roman"/>
                         </w:rPr>
-                        <w:t xml:space="preserve">- Thời gian: </w:t>
+                        <w:t>- Thời gian:</w:t>
                       </w:r>
                       <w:r>
                         <w:rPr>
-                          <w:rFonts w:ascii="Times New Roman" w:hAnsi="Times New Roman"/>
-                          <w:sz w:val="26"/>
-                          <w:szCs w:val="26"/>
+                          <w:rFonts w:hint="default" w:ascii="Times New Roman" w:hAnsi="Times New Roman"/>
+                          <w:lang w:val="vi-VN"/>
                         </w:rPr>
-                        <w:t>............</w:t>
+                        <w:t xml:space="preserve"> </w:t>
                       </w:r>
                       <w:r>
                         <w:rPr>
-                          <w:rFonts w:ascii="Times New Roman" w:hAnsi="Times New Roman"/>
-                          <w:sz w:val="26"/>
-                          <w:szCs w:val="26"/>
-                          <w:lang w:val="vi-VN"/>
+                          <w:rFonts w:hint="default" w:ascii="Times New Roman" w:hAnsi="Times New Roman"/>
                         </w:rPr>
-                        <w:t>................</w:t>
+                        <w:t>{{chi_tiet_phe_duyet}}</w:t>
                       </w:r>
                       <w:r>
                         <w:rPr>
                           <w:rFonts w:ascii="Times New Roman" w:hAnsi="Times New Roman"/>
                         </w:rPr>
-                        <w:t xml:space="preserve">       </w:t>
+                        <w:t xml:space="preserve">      </w:t>
                       </w:r>
                     </w:p>
                     <w:p>
@@ -3344,17 +3318,44 @@
                       </w:r>
                       <w:r>
                         <w:rPr>
-                          <w:rFonts w:ascii="Times New Roman" w:hAnsi="Times New Roman"/>
+                          <w:rFonts w:hint="default" w:ascii="Times New Roman" w:hAnsi="Times New Roman"/>
+                          <w:iCs/>
                           <w:sz w:val="26"/>
                           <w:szCs w:val="26"/>
                         </w:rPr>
-                        <w:t>...</w:t>
+                        <w:t>{{ngay}}</w:t>
                       </w:r>
                       <w:r>
                         <w:rPr>
                           <w:rFonts w:ascii="Times New Roman" w:hAnsi="Times New Roman"/>
                         </w:rPr>
-                        <w:t xml:space="preserve"> tháng … năm 2026.</w:t>
+                        <w:t xml:space="preserve"> tháng </w:t>
+                      </w:r>
+                      <w:r>
+                        <w:rPr>
+                          <w:rFonts w:hint="default" w:ascii="Times New Roman" w:hAnsi="Times New Roman"/>
+                          <w:iCs/>
+                        </w:rPr>
+                        <w:t>{{thang}}</w:t>
+                      </w:r>
+                      <w:r>
+                        <w:rPr>
+                          <w:rFonts w:ascii="Times New Roman" w:hAnsi="Times New Roman"/>
+                        </w:rPr>
+                        <w:t xml:space="preserve"> năm </w:t>
+                      </w:r>
+                      <w:r>
+                        <w:rPr>
+                          <w:rFonts w:hint="default" w:ascii="Times New Roman" w:hAnsi="Times New Roman"/>
+                          <w:iCs/>
+                        </w:rPr>
+                        <w:t>{{nam}}</w:t>
+                      </w:r>
+                      <w:r>
+                        <w:rPr>
+                          <w:rFonts w:ascii="Times New Roman" w:hAnsi="Times New Roman"/>
+                        </w:rPr>
+                        <w:t>.</w:t>
                       </w:r>
                     </w:p>
                     <w:p>
@@ -3422,12 +3423,21 @@
                       </w:pPr>
                       <w:r>
                         <w:rPr>
+                          <w:rFonts w:hint="default" w:ascii="Times New Roman" w:hAnsi="Times New Roman"/>
+                          <w:sz w:val="26"/>
+                          <w:szCs w:val="26"/>
+                          <w:lang w:val="vi-VN"/>
+                        </w:rPr>
+                        <w:t>{{chi_tiet_noi_dung_giao_an}}</w:t>
+                      </w:r>
+                      <w:r>
+                        <w:rPr>
                           <w:rFonts w:ascii="Times New Roman" w:hAnsi="Times New Roman"/>
                           <w:sz w:val="26"/>
                           <w:szCs w:val="26"/>
                           <w:lang w:val="vi-VN"/>
                         </w:rPr>
-                        <w:t>............................................................................................................................................................................................................................................................................................................................................................................................</w:t>
+                        <w:t>.</w:t>
                       </w:r>
                     </w:p>
                     <w:p>
@@ -3467,11 +3477,11 @@
                       </w:pPr>
                       <w:r>
                         <w:rPr>
-                          <w:rFonts w:ascii="Times New Roman" w:hAnsi="Times New Roman"/>
+                          <w:rFonts w:hint="default" w:ascii="Times New Roman" w:hAnsi="Times New Roman"/>
                           <w:sz w:val="26"/>
                           <w:szCs w:val="26"/>
                         </w:rPr>
-                        <w:t>.............................................................................................................................................................................................................................................................................................................................................................................................................................................................................................................................</w:t>
+                        <w:t>{{chi_tiet_thuc_hanh}}</w:t>
                       </w:r>
                     </w:p>
                     <w:p>
@@ -3512,11 +3522,11 @@
                       </w:pPr>
                       <w:r>
                         <w:rPr>
-                          <w:rFonts w:ascii="Times New Roman" w:hAnsi="Times New Roman"/>
+                          <w:rFonts w:hint="default" w:ascii="Times New Roman" w:hAnsi="Times New Roman"/>
                           <w:sz w:val="26"/>
                           <w:szCs w:val="26"/>
                         </w:rPr>
-                        <w:t>.............................................................................................................................................................................................................................................................................................................................................................................................................................................................................................................................</w:t>
+                        <w:t>{{ket_luan}}</w:t>
                       </w:r>
                     </w:p>
                     <w:tbl>
@@ -3533,9 +3543,9 @@
                         </w:tblCellMar>
                       </w:tblPr>
                       <w:tblGrid>
-                        <w:gridCol w:w="3004"/>
-                        <w:gridCol w:w="1900"/>
-                        <w:gridCol w:w="3796"/>
+                        <w:gridCol w:w="2932"/>
+                        <w:gridCol w:w="1856"/>
+                        <w:gridCol w:w="3972"/>
                       </w:tblGrid>
                       <w:tr>
                         <w:tblPrEx>
@@ -3546,10 +3556,6 @@
                             <w:right w:w="108" w:type="dxa"/>
                           </w:tblCellMar>
                         </w:tblPrEx>
-                        <w:trPr>
-                          <w:wBefore w:w="0" w:type="dxa"/>
-                          <w:wAfter w:w="0" w:type="dxa"/>
-                        </w:trPr>
                         <w:tc>
                           <w:tcPr>
                             <w:tcW w:w="3004" w:type="dxa"/>
@@ -3613,20 +3619,11 @@
                             </w:pPr>
                             <w:r>
                               <w:rPr>
-                                <w:rFonts w:ascii="Times New Roman" w:hAnsi="Times New Roman"/>
+                                <w:rFonts w:hint="default" w:ascii="Times New Roman" w:hAnsi="Times New Roman"/>
                                 <w:b/>
                                 <w:szCs w:val="26"/>
                               </w:rPr>
-                              <w:t>ĐẠI</w:t>
-                            </w:r>
-                            <w:r>
-                              <w:rPr>
-                                <w:rFonts w:ascii="Times New Roman" w:hAnsi="Times New Roman"/>
-                                <w:b/>
-                                <w:szCs w:val="26"/>
-                                <w:lang w:val="vi-VN"/>
-                              </w:rPr>
-                              <w:t xml:space="preserve"> ĐỘI TRƯỞNG</w:t>
+                              <w:t>{{chuc_vu_nguoi_ky_trang_2}}</w:t>
                             </w:r>
                           </w:p>
                         </w:tc>
@@ -3641,8 +3638,6 @@
                           </w:tblCellMar>
                         </w:tblPrEx>
                         <w:trPr>
-                          <w:wBefore w:w="0" w:type="dxa"/>
-                          <w:wAfter w:w="0" w:type="dxa"/>
                           <w:trHeight w:val="1330" w:hRule="atLeast"/>
                         </w:trPr>
                         <w:tc>
@@ -3739,11 +3734,11 @@
                             </w:pPr>
                             <w:r>
                               <w:rPr>
-                                <w:rFonts w:ascii="Times New Roman" w:hAnsi="Times New Roman"/>
+                                <w:rFonts w:hint="default" w:ascii="Times New Roman" w:hAnsi="Times New Roman"/>
                                 <w:b/>
                                 <w:lang w:val="vi-VN"/>
                               </w:rPr>
-                              <w:t>Thiếu tá Phan Văn Đạo</w:t>
+                              <w:t>{{cap_bac_nguoi_ky_trang_2}} {{ho_ten_nguoi_ky_trang_2}}</w:t>
                             </w:r>
                           </w:p>
                           <w:p>
@@ -3888,6 +3883,16 @@
     </w:p>
     <w:p>
       <w:pPr>
+        <w:ind w:firstLine="720"/>
+        <w:jc w:val="both"/>
+        <w:rPr>
+          <w:rFonts w:ascii="Times New Roman" w:hAnsi="Times New Roman"/>
+          <w:b/>
+        </w:rPr>
+      </w:pPr>
+    </w:p>
+    <w:p>
+      <w:pPr>
         <w:ind w:firstLine="360"/>
         <w:jc w:val="both"/>
         <w:rPr>
@@ -3919,7 +3924,6 @@
         <w:rPr>
           <w:rFonts w:ascii="Times New Roman" w:hAnsi="Times New Roman"/>
           <w:b/>
-          <w:lang/>
         </w:rPr>
         <mc:AlternateContent>
           <mc:Choice Requires="wps">
@@ -3940,7 +3944,7 @@
                 <a:graphic xmlns:a="http://schemas.openxmlformats.org/drawingml/2006/main">
                   <a:graphicData uri="http://schemas.microsoft.com/office/word/2010/wordprocessingShape">
                     <wps:wsp>
-                      <wps:cNvSpPr/>
+                      <wps:cNvCnPr/>
                       <wps:spPr>
                         <a:xfrm>
                           <a:off x="0" y="0"/>
@@ -3967,7 +3971,7 @@
           </mc:Choice>
           <mc:Fallback>
             <w:pict>
-              <v:line id="Lines 26" o:spid="_x0000_s1026" o:spt="20" style="position:absolute;left:0pt;margin-left:171.55pt;margin-top:12.1pt;height:0pt;width:107pt;mso-position-horizontal-relative:margin;z-index:251661312;mso-width-relative:page;mso-height-relative:page;" filled="f" stroked="t" coordsize="21600,21600" o:gfxdata="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">
+              <v:line id="Lines 26" o:spid="_x0000_s1026" o:spt="20" style="position:absolute;left:0pt;margin-left:171.55pt;margin-top:12.1pt;height:0pt;width:107pt;mso-position-horizontal-relative:margin;z-index:251661312;mso-width-relative:page;mso-height-relative:page;" filled="f" stroked="t" coordsize="21600,21600" o:gfxdata="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">
                 <v:fill on="f" focussize="0,0"/>
                 <v:stroke color="#000000" joinstyle="round"/>
                 <v:imagedata o:title=""/>
@@ -3991,7 +3995,6 @@
         <w:rPr>
           <w:rFonts w:ascii="Times New Roman" w:hAnsi="Times New Roman"/>
           <w:b/>
-          <w:lang/>
         </w:rPr>
         <mc:AlternateContent>
           <mc:Choice Requires="wps">
@@ -4503,15 +4506,18 @@
         <w:ind w:right="-1" w:firstLine="709"/>
         <w:jc w:val="both"/>
         <w:rPr>
-          <w:rFonts w:ascii="Times New Roman" w:hAnsi="Times New Roman"/>
-          <w:b/>
-        </w:rPr>
-      </w:pPr>
-      <w:r>
-        <w:rPr>
-          <w:rFonts w:ascii="Times New Roman" w:hAnsi="Times New Roman"/>
-        </w:rPr>
-        <w:t>Nhằm huấn luyện cho chiến sĩ mới biết và làm đúng thứ tự, động tác, vị trí của từng người khi tập hợp tiểu đội làm cơ sở để tập hợp tiểu đội hoặc khi đứng trong đội ngũ của cấp trên và trong luyện tập đổi hình, đổi hướng.</w:t>
+          <w:rFonts w:hint="default" w:ascii="Times New Roman" w:hAnsi="Times New Roman" w:eastAsia="SimSun" w:cs="Times New Roman"/>
+          <w:sz w:val="28"/>
+          <w:szCs w:val="28"/>
+        </w:rPr>
+      </w:pPr>
+      <w:r>
+        <w:rPr>
+          <w:rFonts w:hint="default" w:ascii="Times New Roman" w:hAnsi="Times New Roman" w:eastAsia="SimSun" w:cs="Times New Roman"/>
+          <w:sz w:val="28"/>
+          <w:szCs w:val="28"/>
+        </w:rPr>
+        <w:t>{{muc_dich}}</w:t>
       </w:r>
     </w:p>
     <w:p>
@@ -4520,16 +4526,20 @@
         <w:ind w:right="-1" w:firstLine="709"/>
         <w:jc w:val="both"/>
         <w:rPr>
-          <w:rFonts w:ascii="Times New Roman" w:hAnsi="Times New Roman"/>
+          <w:rFonts w:hint="default" w:ascii="Times New Roman" w:hAnsi="Times New Roman" w:cs="Times New Roman"/>
           <w:b/>
           <w:bCs/>
-        </w:rPr>
-      </w:pPr>
-      <w:r>
-        <w:rPr>
-          <w:rFonts w:ascii="Times New Roman" w:hAnsi="Times New Roman"/>
+          <w:sz w:val="28"/>
+          <w:szCs w:val="28"/>
+        </w:rPr>
+      </w:pPr>
+      <w:r>
+        <w:rPr>
+          <w:rFonts w:hint="default" w:ascii="Times New Roman" w:hAnsi="Times New Roman" w:cs="Times New Roman"/>
           <w:b/>
           <w:bCs/>
+          <w:sz w:val="28"/>
+          <w:szCs w:val="28"/>
         </w:rPr>
         <w:t>2. Yêu cầu</w:t>
       </w:r>
@@ -4545,14 +4555,26 @@
         <w:ind w:right="-1" w:firstLine="709"/>
         <w:jc w:val="both"/>
         <w:rPr>
-          <w:rFonts w:ascii="Times New Roman" w:hAnsi="Times New Roman"/>
-        </w:rPr>
-      </w:pPr>
-      <w:r>
-        <w:rPr>
-          <w:rFonts w:ascii="Times New Roman" w:hAnsi="Times New Roman"/>
-        </w:rPr>
-        <w:t>- Hiểu rõ ý nghĩa của đội ngũ để thể hiện sự tập trung thống nhất và sức mạnh của tập thể có tổ chức ở tiểu đội;</w:t>
+          <w:rFonts w:hint="default" w:ascii="Times New Roman" w:hAnsi="Times New Roman" w:cs="Times New Roman"/>
+          <w:sz w:val="28"/>
+          <w:szCs w:val="28"/>
+        </w:rPr>
+      </w:pPr>
+      <w:r>
+        <w:rPr>
+          <w:rFonts w:hint="default" w:ascii="Times New Roman" w:hAnsi="Times New Roman" w:cs="Times New Roman"/>
+          <w:sz w:val="28"/>
+          <w:szCs w:val="28"/>
+        </w:rPr>
+        <w:t xml:space="preserve">- </w:t>
+      </w:r>
+      <w:r>
+        <w:rPr>
+          <w:rFonts w:hint="default" w:ascii="Times New Roman" w:hAnsi="Times New Roman" w:eastAsia="SimSun" w:cs="Times New Roman"/>
+          <w:sz w:val="28"/>
+          <w:szCs w:val="28"/>
+        </w:rPr>
+        <w:t>{{yeu_cau}}</w:t>
       </w:r>
     </w:p>
     <w:p>
@@ -4561,16 +4583,45 @@
         <w:ind w:right="-1" w:firstLine="709"/>
         <w:jc w:val="both"/>
         <w:rPr>
-          <w:rFonts w:ascii="Times New Roman" w:hAnsi="Times New Roman"/>
-          <w:lang w:val="vi-VN"/>
-        </w:rPr>
-      </w:pPr>
-      <w:r>
-        <w:rPr>
-          <w:rFonts w:ascii="Times New Roman" w:hAnsi="Times New Roman"/>
-          <w:lang w:val="vi-VN"/>
-        </w:rPr>
-        <w:t>- Đối với chỉ huy: Khẩu lệnh phải rõ ràng, chính xác, động tác chỉ huy dứt khoát, mạnh;</w:t>
+          <w:rFonts w:hint="default" w:ascii="Times New Roman" w:hAnsi="Times New Roman" w:cs="Times New Roman"/>
+          <w:sz w:val="28"/>
+          <w:szCs w:val="28"/>
+          <w:lang w:val="vi-VN"/>
+        </w:rPr>
+      </w:pPr>
+      <w:r>
+        <w:rPr>
+          <w:rFonts w:hint="default" w:ascii="Times New Roman" w:hAnsi="Times New Roman" w:cs="Times New Roman"/>
+          <w:sz w:val="28"/>
+          <w:szCs w:val="28"/>
+          <w:lang w:val="vi-VN"/>
+        </w:rPr>
+        <w:t xml:space="preserve">- Đối với chỉ huy: </w:t>
+      </w:r>
+      <w:r>
+        <w:rPr>
+          <w:rFonts w:hint="default" w:ascii="Times New Roman" w:hAnsi="Times New Roman" w:eastAsia="SimSun" w:cs="Times New Roman"/>
+          <w:sz w:val="28"/>
+          <w:szCs w:val="28"/>
+        </w:rPr>
+        <w:t>{{</w:t>
+      </w:r>
+      <w:r>
+        <w:rPr>
+          <w:rFonts w:hint="default" w:ascii="Times New Roman" w:hAnsi="Times New Roman" w:eastAsia="SimSun" w:cs="Times New Roman"/>
+          <w:sz w:val="28"/>
+          <w:szCs w:val="28"/>
+          <w:lang w:val="vi-VN"/>
+        </w:rPr>
+        <w:t>doi_voi_chi_huy</w:t>
+      </w:r>
+      <w:r>
+        <w:rPr>
+          <w:rFonts w:hint="default" w:ascii="Times New Roman" w:hAnsi="Times New Roman" w:eastAsia="SimSun" w:cs="Times New Roman"/>
+          <w:sz w:val="28"/>
+          <w:szCs w:val="28"/>
+        </w:rPr>
+        <w:t>}}</w:t>
       </w:r>
     </w:p>
     <w:p>
@@ -4579,30 +4630,45 @@
         <w:ind w:right="-1" w:firstLine="709"/>
         <w:jc w:val="both"/>
         <w:rPr>
-          <w:rFonts w:ascii="Times New Roman" w:hAnsi="Times New Roman"/>
-          <w:lang w:val="vi-VN"/>
-        </w:rPr>
-      </w:pPr>
-      <w:r>
-        <w:rPr>
-          <w:rFonts w:ascii="Times New Roman" w:hAnsi="Times New Roman"/>
-          <w:lang w:val="vi-VN"/>
-        </w:rPr>
-        <w:t>- Đối với tiểu đội: Nắm được ý nghĩa, vị trí, động tác của từng người trong đội hình, tác phong phải khẩn trưởng, nghiêm túc. Học mới ôn cũ, vận dụng thường xuyên các động tác từng ng</w:t>
-      </w:r>
-      <w:r>
-        <w:rPr>
-          <w:rFonts w:hint="eastAsia" w:ascii="Times New Roman" w:hAnsi="Times New Roman"/>
-          <w:lang w:val="vi-VN"/>
-        </w:rPr>
-        <w:t>ư</w:t>
-      </w:r>
-      <w:r>
-        <w:rPr>
-          <w:rFonts w:ascii="Times New Roman" w:hAnsi="Times New Roman"/>
-          <w:lang w:val="vi-VN"/>
-        </w:rPr>
-        <w:t>ời trong học tập.</w:t>
+          <w:rFonts w:hint="default" w:ascii="Times New Roman" w:hAnsi="Times New Roman" w:cs="Times New Roman"/>
+          <w:sz w:val="28"/>
+          <w:szCs w:val="28"/>
+          <w:lang w:val="vi-VN"/>
+        </w:rPr>
+      </w:pPr>
+      <w:r>
+        <w:rPr>
+          <w:rFonts w:hint="default" w:ascii="Times New Roman" w:hAnsi="Times New Roman" w:cs="Times New Roman"/>
+          <w:sz w:val="28"/>
+          <w:szCs w:val="28"/>
+          <w:lang w:val="vi-VN"/>
+        </w:rPr>
+        <w:t xml:space="preserve">- Đối với tiểu đội: </w:t>
+      </w:r>
+      <w:r>
+        <w:rPr>
+          <w:rFonts w:hint="default" w:ascii="Times New Roman" w:hAnsi="Times New Roman" w:eastAsia="SimSun" w:cs="Times New Roman"/>
+          <w:sz w:val="28"/>
+          <w:szCs w:val="28"/>
+        </w:rPr>
+        <w:t>{{</w:t>
+      </w:r>
+      <w:r>
+        <w:rPr>
+          <w:rFonts w:hint="default" w:ascii="Times New Roman" w:hAnsi="Times New Roman" w:eastAsia="SimSun" w:cs="Times New Roman"/>
+          <w:sz w:val="28"/>
+          <w:szCs w:val="28"/>
+          <w:lang w:val="vi-VN"/>
+        </w:rPr>
+        <w:t>doi_voi_tieu_doi</w:t>
+      </w:r>
+      <w:r>
+        <w:rPr>
+          <w:rFonts w:hint="default" w:ascii="Times New Roman" w:hAnsi="Times New Roman" w:eastAsia="SimSun" w:cs="Times New Roman"/>
+          <w:sz w:val="28"/>
+          <w:szCs w:val="28"/>
+        </w:rPr>
+        <w:t>}}</w:t>
       </w:r>
     </w:p>
     <w:p>
@@ -4631,39 +4697,30 @@
         <w:ind w:right="-1" w:firstLine="709"/>
         <w:jc w:val="both"/>
         <w:rPr>
-          <w:rFonts w:ascii="Times New Roman" w:hAnsi="Times New Roman"/>
-          <w:b/>
-          <w:lang w:val="vi-VN"/>
-        </w:rPr>
-      </w:pPr>
-      <w:r>
-        <w:rPr>
-          <w:rFonts w:ascii="Times New Roman" w:hAnsi="Times New Roman"/>
+          <w:rFonts w:hint="default" w:ascii="Times New Roman" w:hAnsi="Times New Roman" w:cs="Times New Roman"/>
+          <w:b/>
+          <w:sz w:val="28"/>
+          <w:szCs w:val="28"/>
+          <w:lang w:val="vi-VN"/>
+        </w:rPr>
+      </w:pPr>
+      <w:r>
+        <w:rPr>
+          <w:rFonts w:hint="default" w:ascii="Times New Roman" w:hAnsi="Times New Roman" w:cs="Times New Roman"/>
           <w:b/>
           <w:bCs/>
+          <w:sz w:val="28"/>
+          <w:szCs w:val="28"/>
         </w:rPr>
         <w:t xml:space="preserve">1. </w:t>
       </w:r>
       <w:r>
         <w:rPr>
-          <w:rFonts w:ascii="Times New Roman" w:hAnsi="Times New Roman"/>
-          <w:bCs/>
-        </w:rPr>
-        <w:t>VĐHL 1:</w:t>
-      </w:r>
-      <w:r>
-        <w:rPr>
-          <w:rFonts w:ascii="Times New Roman" w:hAnsi="Times New Roman"/>
-          <w:lang w:val="en-GB"/>
-        </w:rPr>
-        <w:t xml:space="preserve"> </w:t>
-      </w:r>
-      <w:r>
-        <w:rPr>
-          <w:rFonts w:ascii="Times New Roman" w:hAnsi="Times New Roman"/>
-          <w:lang w:val="vi-VN"/>
-        </w:rPr>
-        <w:t>Tập hợp đội hình tiểu đội hàng ngang.</w:t>
+          <w:rFonts w:hint="default" w:ascii="Times New Roman" w:hAnsi="Times New Roman" w:eastAsia="SimSun" w:cs="Times New Roman"/>
+          <w:sz w:val="28"/>
+          <w:szCs w:val="28"/>
+        </w:rPr>
+        <w:t>{{noi_dung_1}}</w:t>
       </w:r>
     </w:p>
     <w:p>
@@ -4672,31 +4729,29 @@
         <w:ind w:right="-1" w:firstLine="709"/>
         <w:jc w:val="both"/>
         <w:rPr>
-          <w:rFonts w:ascii="Times New Roman" w:hAnsi="Times New Roman"/>
-          <w:lang w:val="vi-VN"/>
-        </w:rPr>
-      </w:pPr>
-      <w:r>
-        <w:rPr>
-          <w:rFonts w:ascii="Times New Roman" w:hAnsi="Times New Roman"/>
+          <w:rFonts w:hint="default" w:ascii="Times New Roman" w:hAnsi="Times New Roman" w:cs="Times New Roman"/>
+          <w:sz w:val="28"/>
+          <w:szCs w:val="28"/>
+          <w:lang w:val="vi-VN"/>
+        </w:rPr>
+      </w:pPr>
+      <w:r>
+        <w:rPr>
+          <w:rFonts w:hint="default" w:ascii="Times New Roman" w:hAnsi="Times New Roman" w:cs="Times New Roman"/>
           <w:b/>
           <w:bCs/>
+          <w:sz w:val="28"/>
+          <w:szCs w:val="28"/>
         </w:rPr>
         <w:t xml:space="preserve">2. </w:t>
       </w:r>
       <w:r>
         <w:rPr>
-          <w:rFonts w:ascii="Times New Roman" w:hAnsi="Times New Roman"/>
-          <w:bCs/>
-        </w:rPr>
-        <w:t>VĐHL 2:</w:t>
-      </w:r>
-      <w:r>
-        <w:rPr>
-          <w:rFonts w:ascii="Times New Roman" w:hAnsi="Times New Roman"/>
-          <w:lang w:val="vi-VN"/>
-        </w:rPr>
-        <w:t xml:space="preserve"> Tập hợp đội hình tiểu đội hàng dọc.</w:t>
+          <w:rFonts w:hint="default" w:ascii="Times New Roman" w:hAnsi="Times New Roman" w:eastAsia="SimSun" w:cs="Times New Roman"/>
+          <w:sz w:val="28"/>
+          <w:szCs w:val="28"/>
+        </w:rPr>
+        <w:t>{{noi_dung_2}}</w:t>
       </w:r>
     </w:p>
     <w:p>
@@ -4705,39 +4760,30 @@
         <w:ind w:right="-1" w:firstLine="709"/>
         <w:jc w:val="both"/>
         <w:rPr>
-          <w:rFonts w:ascii="Times New Roman" w:hAnsi="Times New Roman"/>
-          <w:b/>
-          <w:lang w:val="vi-VN"/>
-        </w:rPr>
-      </w:pPr>
-      <w:r>
-        <w:rPr>
-          <w:rFonts w:ascii="Times New Roman" w:hAnsi="Times New Roman"/>
+          <w:rFonts w:hint="default" w:ascii="Times New Roman" w:hAnsi="Times New Roman" w:cs="Times New Roman"/>
+          <w:b/>
+          <w:sz w:val="28"/>
+          <w:szCs w:val="28"/>
+          <w:lang w:val="vi-VN"/>
+        </w:rPr>
+      </w:pPr>
+      <w:r>
+        <w:rPr>
+          <w:rFonts w:hint="default" w:ascii="Times New Roman" w:hAnsi="Times New Roman" w:cs="Times New Roman"/>
           <w:b/>
           <w:bCs/>
+          <w:sz w:val="28"/>
+          <w:szCs w:val="28"/>
         </w:rPr>
         <w:t xml:space="preserve">3. </w:t>
       </w:r>
       <w:r>
         <w:rPr>
-          <w:rFonts w:ascii="Times New Roman" w:hAnsi="Times New Roman"/>
-          <w:bCs/>
-        </w:rPr>
-        <w:t>VĐHL 3:</w:t>
-      </w:r>
-      <w:r>
-        <w:rPr>
-          <w:rFonts w:ascii="Times New Roman" w:hAnsi="Times New Roman"/>
-          <w:lang w:val="en-GB"/>
-        </w:rPr>
-        <w:t xml:space="preserve"> </w:t>
-      </w:r>
-      <w:r>
-        <w:rPr>
-          <w:rFonts w:ascii="Times New Roman" w:hAnsi="Times New Roman"/>
-          <w:lang w:val="vi-VN"/>
-        </w:rPr>
-        <w:t>Tiến, lùi, qua phải, qua trái, giãn đội hình, thu đội hình, ra khỏi hàng về vị trí.</w:t>
+          <w:rFonts w:hint="default" w:ascii="Times New Roman" w:hAnsi="Times New Roman" w:eastAsia="SimSun" w:cs="Times New Roman"/>
+          <w:sz w:val="28"/>
+          <w:szCs w:val="28"/>
+        </w:rPr>
+        <w:t>{{noi_dung_3}}</w:t>
       </w:r>
     </w:p>
     <w:p>
@@ -4746,30 +4792,37 @@
         <w:ind w:right="-1" w:firstLine="709"/>
         <w:jc w:val="both"/>
         <w:rPr>
-          <w:rFonts w:ascii="Times New Roman" w:hAnsi="Times New Roman"/>
-          <w:lang w:val="vi-VN"/>
-        </w:rPr>
-      </w:pPr>
-      <w:r>
-        <w:rPr>
-          <w:rFonts w:ascii="Times New Roman" w:hAnsi="Times New Roman"/>
+          <w:rFonts w:hint="default" w:ascii="Times New Roman" w:hAnsi="Times New Roman" w:cs="Times New Roman"/>
+          <w:sz w:val="28"/>
+          <w:szCs w:val="28"/>
+          <w:lang w:val="vi-VN"/>
+        </w:rPr>
+      </w:pPr>
+      <w:r>
+        <w:rPr>
+          <w:rFonts w:hint="default" w:ascii="Times New Roman" w:hAnsi="Times New Roman" w:cs="Times New Roman"/>
+          <w:sz w:val="28"/>
+          <w:szCs w:val="28"/>
           <w:lang w:val="vi-VN"/>
         </w:rPr>
         <w:t xml:space="preserve">(Trọng tâm: </w:t>
       </w:r>
       <w:r>
         <w:rPr>
-          <w:rFonts w:ascii="Times New Roman" w:hAnsi="Times New Roman"/>
-          <w:bCs/>
-        </w:rPr>
-        <w:t>VĐHL</w:t>
-      </w:r>
-      <w:r>
-        <w:rPr>
-          <w:rFonts w:ascii="Times New Roman" w:hAnsi="Times New Roman"/>
-          <w:lang w:val="vi-VN"/>
-        </w:rPr>
-        <w:t xml:space="preserve"> 1, 2).</w:t>
+          <w:rFonts w:hint="default" w:ascii="Times New Roman" w:hAnsi="Times New Roman" w:eastAsia="SimSun" w:cs="Times New Roman"/>
+          <w:sz w:val="28"/>
+          <w:szCs w:val="28"/>
+        </w:rPr>
+        <w:t>{{trong_tam}}</w:t>
+      </w:r>
+      <w:r>
+        <w:rPr>
+          <w:rFonts w:hint="default" w:ascii="Times New Roman" w:hAnsi="Times New Roman" w:cs="Times New Roman"/>
+          <w:sz w:val="28"/>
+          <w:szCs w:val="28"/>
+          <w:lang w:val="vi-VN"/>
+        </w:rPr>
+        <w:t>).</w:t>
       </w:r>
     </w:p>
     <w:p>
@@ -4803,8 +4856,9 @@
         <w:ind w:firstLine="709"/>
         <w:jc w:val="both"/>
         <w:rPr>
-          <w:rFonts w:ascii="Times New Roman" w:hAnsi="Times New Roman"/>
-          <w:b/>
+          <w:rFonts w:hint="default" w:ascii="Times New Roman" w:hAnsi="Times New Roman"/>
+          <w:b/>
+          <w:lang w:val="vi-VN"/>
         </w:rPr>
       </w:pPr>
       <w:r>
@@ -4814,6 +4868,14 @@
           <w:lang w:val="en"/>
         </w:rPr>
         <w:t>1. Thời gian chuẩn bị huấn luyện</w:t>
+      </w:r>
+      <w:r>
+        <w:rPr>
+          <w:rFonts w:hint="default" w:ascii="Times New Roman" w:hAnsi="Times New Roman"/>
+          <w:b/>
+          <w:lang w:val="vi-VN"/>
+        </w:rPr>
+        <w:tab/>
       </w:r>
     </w:p>
     <w:p>
@@ -4856,9 +4918,16 @@
       </w:r>
       <w:r>
         <w:rPr>
-          <w:rFonts w:ascii="Times New Roman" w:hAnsi="Times New Roman"/>
-        </w:rPr>
-        <w:t>... tháng</w:t>
+          <w:rFonts w:hint="default" w:ascii="Times New Roman" w:hAnsi="Times New Roman"/>
+          <w:lang w:val="vi-VN"/>
+        </w:rPr>
+        <w:t>{{ngay}}</w:t>
+      </w:r>
+      <w:r>
+        <w:rPr>
+          <w:rFonts w:ascii="Times New Roman" w:hAnsi="Times New Roman"/>
+        </w:rPr>
+        <w:t xml:space="preserve"> tháng</w:t>
       </w:r>
       <w:r>
         <w:rPr>
@@ -4869,9 +4938,29 @@
       </w:r>
       <w:r>
         <w:rPr>
-          <w:rFonts w:ascii="Times New Roman" w:hAnsi="Times New Roman"/>
-        </w:rPr>
-        <w:t>... năm 2026;</w:t>
+          <w:rFonts w:hint="default" w:ascii="Times New Roman" w:hAnsi="Times New Roman"/>
+          <w:lang w:val="vi-VN"/>
+        </w:rPr>
+        <w:t>{{thang}}</w:t>
+      </w:r>
+      <w:r>
+        <w:rPr>
+          <w:rFonts w:ascii="Times New Roman" w:hAnsi="Times New Roman"/>
+        </w:rPr>
+        <w:t xml:space="preserve"> năm </w:t>
+      </w:r>
+      <w:r>
+        <w:rPr>
+          <w:rFonts w:hint="default" w:ascii="Times New Roman" w:hAnsi="Times New Roman"/>
+          <w:lang w:val="vi-VN"/>
+        </w:rPr>
+        <w:t>{{nam}}</w:t>
+      </w:r>
+      <w:r>
+        <w:rPr>
+          <w:rFonts w:ascii="Times New Roman" w:hAnsi="Times New Roman"/>
+        </w:rPr>
+        <w:t>;</w:t>
       </w:r>
     </w:p>
     <w:p>
@@ -4904,10 +4993,17 @@
       </w:r>
       <w:r>
         <w:rPr>
+          <w:rFonts w:hint="default" w:ascii="Times New Roman" w:hAnsi="Times New Roman"/>
+          <w:lang w:val="vi-VN"/>
+        </w:rPr>
+        <w:t>{{ngay}}</w:t>
+      </w:r>
+      <w:r>
+        <w:rPr>
           <w:rFonts w:ascii="Times New Roman" w:hAnsi="Times New Roman"/>
           <w:spacing w:val="-4"/>
         </w:rPr>
-        <w:t>... tháng</w:t>
+        <w:t xml:space="preserve"> tháng</w:t>
       </w:r>
       <w:r>
         <w:rPr>
@@ -4919,10 +5015,31 @@
       </w:r>
       <w:r>
         <w:rPr>
+          <w:rFonts w:hint="default" w:ascii="Times New Roman" w:hAnsi="Times New Roman"/>
+          <w:lang w:val="vi-VN"/>
+        </w:rPr>
+        <w:t>{{thang}}</w:t>
+      </w:r>
+      <w:r>
+        <w:rPr>
           <w:rFonts w:ascii="Times New Roman" w:hAnsi="Times New Roman"/>
           <w:spacing w:val="-4"/>
         </w:rPr>
-        <w:t>... năm 2026;</w:t>
+        <w:t xml:space="preserve"> năm</w:t>
+      </w:r>
+      <w:r>
+        <w:rPr>
+          <w:rFonts w:hint="default" w:ascii="Times New Roman" w:hAnsi="Times New Roman"/>
+          <w:lang w:val="vi-VN"/>
+        </w:rPr>
+        <w:t>{{nam}}</w:t>
+      </w:r>
+      <w:r>
+        <w:rPr>
+          <w:rFonts w:ascii="Times New Roman" w:hAnsi="Times New Roman"/>
+          <w:spacing w:val="-4"/>
+        </w:rPr>
+        <w:t>;</w:t>
       </w:r>
     </w:p>
     <w:p>
@@ -4965,9 +5082,16 @@
       </w:r>
       <w:r>
         <w:rPr>
-          <w:rFonts w:ascii="Times New Roman" w:hAnsi="Times New Roman"/>
-        </w:rPr>
-        <w:t>... tháng</w:t>
+          <w:rFonts w:hint="default" w:ascii="Times New Roman" w:hAnsi="Times New Roman"/>
+          <w:lang w:val="vi-VN"/>
+        </w:rPr>
+        <w:t>{{ngay}}</w:t>
+      </w:r>
+      <w:r>
+        <w:rPr>
+          <w:rFonts w:ascii="Times New Roman" w:hAnsi="Times New Roman"/>
+        </w:rPr>
+        <w:t xml:space="preserve"> tháng</w:t>
       </w:r>
       <w:r>
         <w:rPr>
@@ -4978,9 +5102,29 @@
       </w:r>
       <w:r>
         <w:rPr>
-          <w:rFonts w:ascii="Times New Roman" w:hAnsi="Times New Roman"/>
-        </w:rPr>
-        <w:t>... năm 2026;</w:t>
+          <w:rFonts w:hint="default" w:ascii="Times New Roman" w:hAnsi="Times New Roman"/>
+          <w:lang w:val="vi-VN"/>
+        </w:rPr>
+        <w:t>{{thang}}</w:t>
+      </w:r>
+      <w:r>
+        <w:rPr>
+          <w:rFonts w:ascii="Times New Roman" w:hAnsi="Times New Roman"/>
+        </w:rPr>
+        <w:t xml:space="preserve"> năm </w:t>
+      </w:r>
+      <w:r>
+        <w:rPr>
+          <w:rFonts w:hint="default" w:ascii="Times New Roman" w:hAnsi="Times New Roman"/>
+          <w:lang w:val="vi-VN"/>
+        </w:rPr>
+        <w:t>{{nam}}</w:t>
+      </w:r>
+      <w:r>
+        <w:rPr>
+          <w:rFonts w:ascii="Times New Roman" w:hAnsi="Times New Roman"/>
+        </w:rPr>
+        <w:t>;</w:t>
       </w:r>
     </w:p>
     <w:p>
@@ -5003,6 +5147,19 @@
       </w:r>
       <w:r>
         <w:rPr>
+          <w:rFonts w:hint="default" w:ascii="Times New Roman" w:hAnsi="Times New Roman"/>
+          <w:lang w:val="vi-VN"/>
+        </w:rPr>
+        <w:t>{{ngay}}</w:t>
+      </w:r>
+      <w:r>
+        <w:rPr>
+          <w:rFonts w:ascii="Times New Roman" w:hAnsi="Times New Roman"/>
+        </w:rPr>
+        <w:t xml:space="preserve"> tháng</w:t>
+      </w:r>
+      <w:r>
+        <w:rPr>
           <w:rFonts w:ascii="Times New Roman" w:hAnsi="Times New Roman"/>
           <w:lang w:val="vi-VN"/>
         </w:rPr>
@@ -5010,22 +5167,29 @@
       </w:r>
       <w:r>
         <w:rPr>
-          <w:rFonts w:ascii="Times New Roman" w:hAnsi="Times New Roman"/>
-        </w:rPr>
-        <w:t>... tháng</w:t>
-      </w:r>
-      <w:r>
-        <w:rPr>
-          <w:rFonts w:ascii="Times New Roman" w:hAnsi="Times New Roman"/>
-          <w:lang w:val="vi-VN"/>
-        </w:rPr>
-        <w:t xml:space="preserve"> </w:t>
-      </w:r>
-      <w:r>
-        <w:rPr>
-          <w:rFonts w:ascii="Times New Roman" w:hAnsi="Times New Roman"/>
-        </w:rPr>
-        <w:t>... năm 2026.</w:t>
+          <w:rFonts w:hint="default" w:ascii="Times New Roman" w:hAnsi="Times New Roman"/>
+          <w:lang w:val="vi-VN"/>
+        </w:rPr>
+        <w:t>{{thang}}</w:t>
+      </w:r>
+      <w:r>
+        <w:rPr>
+          <w:rFonts w:ascii="Times New Roman" w:hAnsi="Times New Roman"/>
+        </w:rPr>
+        <w:t xml:space="preserve"> năm </w:t>
+      </w:r>
+      <w:r>
+        <w:rPr>
+          <w:rFonts w:hint="default" w:ascii="Times New Roman" w:hAnsi="Times New Roman"/>
+          <w:lang w:val="vi-VN"/>
+        </w:rPr>
+        <w:t>{{nam}}</w:t>
+      </w:r>
+      <w:r>
+        <w:rPr>
+          <w:rFonts w:ascii="Times New Roman" w:hAnsi="Times New Roman"/>
+        </w:rPr>
+        <w:t>.</w:t>
       </w:r>
     </w:p>
     <w:p>
@@ -5176,14 +5340,51 @@
         <w:ind w:right="-1" w:firstLine="709"/>
         <w:jc w:val="both"/>
         <w:rPr>
-          <w:rFonts w:ascii="Times New Roman" w:hAnsi="Times New Roman"/>
-        </w:rPr>
-      </w:pPr>
-      <w:r>
-        <w:rPr>
-          <w:rFonts w:ascii="Times New Roman" w:hAnsi="Times New Roman"/>
-        </w:rPr>
-        <w:t>- Khi lên lớp: Lấy đội hình trung đội để lên lớp do trung đội trưởng trực tiếp huấn luyện và hướng dẫn luyện tập;</w:t>
+          <w:rFonts w:hint="default" w:ascii="Times New Roman" w:hAnsi="Times New Roman" w:cs="Times New Roman"/>
+          <w:sz w:val="28"/>
+          <w:szCs w:val="28"/>
+        </w:rPr>
+      </w:pPr>
+      <w:r>
+        <w:rPr>
+          <w:rFonts w:hint="default" w:ascii="Times New Roman" w:hAnsi="Times New Roman" w:cs="Times New Roman"/>
+          <w:sz w:val="28"/>
+          <w:szCs w:val="28"/>
+        </w:rPr>
+        <w:t xml:space="preserve">- Khi lên lớp: </w:t>
+      </w:r>
+      <w:r>
+        <w:rPr>
+          <w:rFonts w:hint="default" w:ascii="Times New Roman" w:hAnsi="Times New Roman" w:eastAsia="SimSun" w:cs="Times New Roman"/>
+          <w:sz w:val="28"/>
+          <w:szCs w:val="28"/>
+        </w:rPr>
+        <w:t>{{to_chuc</w:t>
+      </w:r>
+      <w:r>
+        <w:rPr>
+          <w:rFonts w:hint="default" w:ascii="Times New Roman" w:hAnsi="Times New Roman" w:eastAsia="SimSun" w:cs="Times New Roman"/>
+          <w:sz w:val="28"/>
+          <w:szCs w:val="28"/>
+          <w:lang w:val="vi-VN"/>
+        </w:rPr>
+        <w:t>_1</w:t>
+      </w:r>
+      <w:r>
+        <w:rPr>
+          <w:rFonts w:hint="default" w:ascii="Times New Roman" w:hAnsi="Times New Roman" w:eastAsia="SimSun" w:cs="Times New Roman"/>
+          <w:sz w:val="28"/>
+          <w:szCs w:val="28"/>
+        </w:rPr>
+        <w:t>}}</w:t>
+      </w:r>
+      <w:r>
+        <w:rPr>
+          <w:rFonts w:hint="default" w:ascii="Times New Roman" w:hAnsi="Times New Roman" w:cs="Times New Roman"/>
+          <w:sz w:val="28"/>
+          <w:szCs w:val="28"/>
+        </w:rPr>
+        <w:t>;</w:t>
       </w:r>
     </w:p>
     <w:p>
@@ -5192,16 +5393,54 @@
         <w:ind w:right="-1" w:firstLine="709"/>
         <w:jc w:val="both"/>
         <w:rPr>
-          <w:rFonts w:ascii="Times New Roman" w:hAnsi="Times New Roman"/>
+          <w:rFonts w:hint="default" w:ascii="Times New Roman" w:hAnsi="Times New Roman" w:cs="Times New Roman"/>
           <w:spacing w:val="-2"/>
-        </w:rPr>
-      </w:pPr>
-      <w:r>
-        <w:rPr>
-          <w:rFonts w:ascii="Times New Roman" w:hAnsi="Times New Roman"/>
+          <w:sz w:val="28"/>
+          <w:szCs w:val="28"/>
+        </w:rPr>
+      </w:pPr>
+      <w:r>
+        <w:rPr>
+          <w:rFonts w:hint="default" w:ascii="Times New Roman" w:hAnsi="Times New Roman" w:cs="Times New Roman"/>
           <w:spacing w:val="-2"/>
-        </w:rPr>
-        <w:t>- Khi luyện tập: Lấy đơn vị tiểu đội để luyện tập, do tiểu đội trưởng hướng dẫn và sửa tập cho chiến sĩ, Trung đội trưởng chỉ huy điều hành luyện tập chung.</w:t>
+          <w:sz w:val="28"/>
+          <w:szCs w:val="28"/>
+        </w:rPr>
+        <w:t xml:space="preserve">- Khi luyện tập: </w:t>
+      </w:r>
+      <w:r>
+        <w:rPr>
+          <w:rFonts w:hint="default" w:ascii="Times New Roman" w:hAnsi="Times New Roman" w:eastAsia="SimSun" w:cs="Times New Roman"/>
+          <w:sz w:val="28"/>
+          <w:szCs w:val="28"/>
+        </w:rPr>
+        <w:t>{{to_chuc</w:t>
+      </w:r>
+      <w:r>
+        <w:rPr>
+          <w:rFonts w:hint="default" w:ascii="Times New Roman" w:hAnsi="Times New Roman" w:eastAsia="SimSun" w:cs="Times New Roman"/>
+          <w:sz w:val="28"/>
+          <w:szCs w:val="28"/>
+          <w:lang w:val="vi-VN"/>
+        </w:rPr>
+        <w:t>_2</w:t>
+      </w:r>
+      <w:r>
+        <w:rPr>
+          <w:rFonts w:hint="default" w:ascii="Times New Roman" w:hAnsi="Times New Roman" w:eastAsia="SimSun" w:cs="Times New Roman"/>
+          <w:sz w:val="28"/>
+          <w:szCs w:val="28"/>
+        </w:rPr>
+        <w:t>}}</w:t>
+      </w:r>
+      <w:r>
+        <w:rPr>
+          <w:rFonts w:hint="default" w:ascii="Times New Roman" w:hAnsi="Times New Roman" w:cs="Times New Roman"/>
+          <w:spacing w:val="-2"/>
+          <w:sz w:val="28"/>
+          <w:szCs w:val="28"/>
+        </w:rPr>
+        <w:t>.</w:t>
       </w:r>
     </w:p>
     <w:p>
@@ -5246,7 +5485,9 @@
         <w:ind w:right="-1" w:firstLine="709"/>
         <w:jc w:val="both"/>
         <w:rPr>
-          <w:rFonts w:ascii="Times New Roman" w:hAnsi="Times New Roman"/>
+          <w:rFonts w:hint="default" w:ascii="Times New Roman" w:hAnsi="Times New Roman" w:cs="Times New Roman"/>
+          <w:sz w:val="28"/>
+          <w:szCs w:val="28"/>
           <w:lang w:val="vi-VN"/>
         </w:rPr>
       </w:pPr>
@@ -5256,14 +5497,24 @@
           <w:spacing w:val="-4"/>
           <w:lang w:val="vi-VN"/>
         </w:rPr>
-        <w:t xml:space="preserve">- Nghiên cứu, quán triệt chỉ thị của cấp trên và những vấn đề có liên quan (tài liệu huấn luyện Điều lệnh Đội ngũ; đối tượng huấn luyện…). Soạn thảo giáo </w:t>
-      </w:r>
-      <w:r>
-        <w:rPr>
-          <w:rFonts w:ascii="Times New Roman" w:hAnsi="Times New Roman"/>
-          <w:lang w:val="vi-VN"/>
-        </w:rPr>
-        <w:t xml:space="preserve">án, thông qua và thục luyện giáo án; </w:t>
+        <w:t xml:space="preserve">- </w:t>
+      </w:r>
+      <w:r>
+        <w:rPr>
+          <w:rFonts w:hint="default" w:ascii="Times New Roman" w:hAnsi="Times New Roman" w:eastAsia="SimSun" w:cs="Times New Roman"/>
+          <w:sz w:val="28"/>
+          <w:szCs w:val="28"/>
+        </w:rPr>
+        <w:t>{{phuong_phap}}</w:t>
+      </w:r>
+      <w:r>
+        <w:rPr>
+          <w:rFonts w:hint="default" w:ascii="Times New Roman" w:hAnsi="Times New Roman" w:cs="Times New Roman"/>
+          <w:sz w:val="28"/>
+          <w:szCs w:val="28"/>
+          <w:lang w:val="vi-VN"/>
+        </w:rPr>
+        <w:t xml:space="preserve"> </w:t>
       </w:r>
     </w:p>
     <w:p>
@@ -5281,7 +5532,32 @@
           <w:rFonts w:ascii="Times New Roman" w:hAnsi="Times New Roman"/>
           <w:lang w:val="vi-VN"/>
         </w:rPr>
-        <w:t>- Bãi tập: Đủ để triển khai huấn luyện trung đội và luyện tập tiểu đội;</w:t>
+        <w:t xml:space="preserve">- Bãi tập: </w:t>
+      </w:r>
+      <w:r>
+        <w:rPr>
+          <w:rFonts w:hint="default" w:ascii="Times New Roman" w:hAnsi="Times New Roman" w:eastAsia="SimSun" w:cs="Times New Roman"/>
+          <w:sz w:val="28"/>
+          <w:szCs w:val="28"/>
+        </w:rPr>
+        <w:t>{{phuong_phap</w:t>
+      </w:r>
+      <w:r>
+        <w:rPr>
+          <w:rFonts w:hint="default" w:ascii="Times New Roman" w:hAnsi="Times New Roman" w:eastAsia="SimSun" w:cs="Times New Roman"/>
+          <w:sz w:val="28"/>
+          <w:szCs w:val="28"/>
+          <w:lang w:val="vi-VN"/>
+        </w:rPr>
+        <w:t>_1</w:t>
+      </w:r>
+      <w:r>
+        <w:rPr>
+          <w:rFonts w:hint="default" w:ascii="Times New Roman" w:hAnsi="Times New Roman" w:eastAsia="SimSun" w:cs="Times New Roman"/>
+          <w:sz w:val="28"/>
+          <w:szCs w:val="28"/>
+        </w:rPr>
+        <w:t>}}</w:t>
       </w:r>
     </w:p>
     <w:p>
@@ -5359,7 +5635,21 @@
           <w:rFonts w:ascii="Times New Roman" w:hAnsi="Times New Roman"/>
           <w:lang w:val="vi-VN"/>
         </w:rPr>
-        <w:t>+ Khi lên lớp dùng 1 tiểu đội đã được bồi dưỡng trước để thể hiện động tác, thực hiện qua 3 bước: Phân đội làm nhanh - Cán bộ phân đội nói đến đâu phân đội làm đến đó - Làm tổng hợp.</w:t>
+        <w:t>+</w:t>
+      </w:r>
+      <w:r>
+        <w:rPr>
+          <w:rFonts w:hint="default" w:ascii="Times New Roman" w:hAnsi="Times New Roman"/>
+          <w:lang w:val="vi-VN"/>
+        </w:rPr>
+        <w:t xml:space="preserve"> {{thuc_hanh_huan_luyen}}</w:t>
+      </w:r>
+      <w:r>
+        <w:rPr>
+          <w:rFonts w:ascii="Times New Roman" w:hAnsi="Times New Roman"/>
+          <w:lang w:val="vi-VN"/>
+        </w:rPr>
+        <w:t>.</w:t>
       </w:r>
     </w:p>
     <w:p>
@@ -5377,7 +5667,21 @@
           <w:rFonts w:ascii="Times New Roman" w:hAnsi="Times New Roman"/>
           <w:lang w:val="vi-VN"/>
         </w:rPr>
-        <w:t>+  Khi hướng dẫn luyện tập: Làm động tác mẫu về phương pháp luyện tập và sửa tập.</w:t>
+        <w:t xml:space="preserve">+  Khi hướng dẫn luyện tập: </w:t>
+      </w:r>
+      <w:r>
+        <w:rPr>
+          <w:rFonts w:hint="default" w:ascii="Times New Roman" w:hAnsi="Times New Roman"/>
+          <w:lang w:val="vi-VN"/>
+        </w:rPr>
+        <w:t>{{thuc_hanh_huan_luyen}}</w:t>
+      </w:r>
+      <w:r>
+        <w:rPr>
+          <w:rFonts w:ascii="Times New Roman" w:hAnsi="Times New Roman"/>
+          <w:lang w:val="vi-VN"/>
+        </w:rPr>
+        <w:t>.</w:t>
       </w:r>
     </w:p>
     <w:p>
@@ -5448,25 +5752,39 @@
         <w:ind w:right="-1" w:firstLine="709"/>
         <w:jc w:val="both"/>
         <w:rPr>
-          <w:rFonts w:ascii="Times New Roman" w:hAnsi="Times New Roman"/>
+          <w:rFonts w:hint="default" w:ascii="Times New Roman" w:hAnsi="Times New Roman" w:cs="Times New Roman"/>
           <w:spacing w:val="-6"/>
-          <w:lang w:val="vi-VN"/>
-        </w:rPr>
-      </w:pPr>
-      <w:r>
-        <w:rPr>
-          <w:rFonts w:ascii="Times New Roman" w:hAnsi="Times New Roman"/>
+          <w:sz w:val="28"/>
+          <w:szCs w:val="28"/>
+          <w:lang w:val="vi-VN"/>
+        </w:rPr>
+      </w:pPr>
+      <w:r>
+        <w:rPr>
+          <w:rFonts w:hint="default" w:ascii="Times New Roman" w:hAnsi="Times New Roman" w:eastAsia="SimSun" w:cs="Times New Roman"/>
+          <w:sz w:val="28"/>
+          <w:szCs w:val="28"/>
+        </w:rPr>
+        <w:t>{{dia_diem_boi_duong}}</w:t>
+      </w:r>
+      <w:r>
+        <w:rPr>
+          <w:rFonts w:hint="default" w:ascii="Times New Roman" w:hAnsi="Times New Roman" w:eastAsia="SimSun" w:cs="Times New Roman"/>
+          <w:sz w:val="28"/>
+          <w:szCs w:val="28"/>
+          <w:lang w:val="vi-VN"/>
+        </w:rPr>
+        <w:tab/>
+      </w:r>
+      <w:r>
+        <w:rPr>
+          <w:rFonts w:hint="default" w:ascii="Times New Roman" w:hAnsi="Times New Roman" w:cs="Times New Roman"/>
           <w:spacing w:val="-6"/>
-        </w:rPr>
-        <w:t>Thao tr</w:t>
-      </w:r>
-      <w:r>
-        <w:rPr>
-          <w:rFonts w:ascii="Times New Roman" w:hAnsi="Times New Roman"/>
-          <w:spacing w:val="-6"/>
-          <w:lang w:val="vi-VN"/>
-        </w:rPr>
-        <w:t>ường huấn luyện điều lệnh đội ngũ của đơn vị.</w:t>
+          <w:sz w:val="28"/>
+          <w:szCs w:val="28"/>
+          <w:lang w:val="vi-VN"/>
+        </w:rPr>
+        <w:t>.</w:t>
       </w:r>
     </w:p>
     <w:p>
@@ -5475,28 +5793,34 @@
         <w:ind w:right="-1" w:firstLine="709"/>
         <w:jc w:val="both"/>
         <w:rPr>
-          <w:rFonts w:ascii="Times New Roman" w:hAnsi="Times New Roman"/>
+          <w:rFonts w:hint="default" w:ascii="Times New Roman" w:hAnsi="Times New Roman" w:cs="Times New Roman"/>
           <w:b/>
           <w:bCs/>
           <w:spacing w:val="-6"/>
-          <w:lang w:val="vi-VN"/>
-        </w:rPr>
-      </w:pPr>
-      <w:r>
-        <w:rPr>
-          <w:rFonts w:ascii="Times New Roman" w:hAnsi="Times New Roman"/>
+          <w:sz w:val="28"/>
+          <w:szCs w:val="28"/>
+          <w:lang w:val="vi-VN"/>
+        </w:rPr>
+      </w:pPr>
+      <w:r>
+        <w:rPr>
+          <w:rFonts w:hint="default" w:ascii="Times New Roman" w:hAnsi="Times New Roman" w:cs="Times New Roman"/>
           <w:b/>
           <w:bCs/>
+          <w:sz w:val="28"/>
+          <w:szCs w:val="28"/>
           <w:lang w:val="vi-VN"/>
         </w:rPr>
         <w:t xml:space="preserve">2. </w:t>
       </w:r>
       <w:r>
         <w:rPr>
-          <w:rFonts w:ascii="Times New Roman" w:hAnsi="Times New Roman"/>
+          <w:rFonts w:hint="default" w:ascii="Times New Roman" w:hAnsi="Times New Roman" w:cs="Times New Roman"/>
           <w:b/>
           <w:bCs/>
           <w:spacing w:val="-6"/>
+          <w:sz w:val="28"/>
+          <w:szCs w:val="28"/>
           <w:lang w:val="vi-VN"/>
         </w:rPr>
         <w:t>Huấn luyện thực hành</w:t>
@@ -5508,25 +5832,30 @@
         <w:ind w:right="-1" w:firstLine="709"/>
         <w:jc w:val="both"/>
         <w:rPr>
-          <w:rFonts w:ascii="Times New Roman" w:hAnsi="Times New Roman"/>
+          <w:rFonts w:hint="default" w:ascii="Times New Roman" w:hAnsi="Times New Roman" w:cs="Times New Roman"/>
           <w:spacing w:val="-6"/>
-          <w:lang w:val="vi-VN"/>
-        </w:rPr>
-      </w:pPr>
-      <w:r>
-        <w:rPr>
-          <w:rFonts w:ascii="Times New Roman" w:hAnsi="Times New Roman"/>
+          <w:sz w:val="28"/>
+          <w:szCs w:val="28"/>
+          <w:lang w:val="vi-VN"/>
+        </w:rPr>
+      </w:pPr>
+      <w:r>
+        <w:rPr>
+          <w:rFonts w:hint="default" w:ascii="Times New Roman" w:hAnsi="Times New Roman" w:cs="Times New Roman"/>
           <w:spacing w:val="-6"/>
-        </w:rPr>
-        <w:t>Thao tr</w:t>
-      </w:r>
-      <w:r>
-        <w:rPr>
-          <w:rFonts w:ascii="Times New Roman" w:hAnsi="Times New Roman"/>
-          <w:spacing w:val="-6"/>
-          <w:lang w:val="vi-VN"/>
-        </w:rPr>
-        <w:t>ường huấn luyện điều lệnh đội ngũ của đơn vị.</w:t>
+          <w:sz w:val="28"/>
+          <w:szCs w:val="28"/>
+          <w:lang w:val="vi-VN"/>
+        </w:rPr>
+        <w:t>.</w:t>
+      </w:r>
+      <w:r>
+        <w:rPr>
+          <w:rFonts w:hint="default" w:ascii="Times New Roman" w:hAnsi="Times New Roman" w:eastAsia="SimSun" w:cs="Times New Roman"/>
+          <w:sz w:val="28"/>
+          <w:szCs w:val="28"/>
+        </w:rPr>
+        <w:t>{{dia_diem_thuc_hanh}}</w:t>
       </w:r>
     </w:p>
     <w:p>
@@ -5607,27 +5936,51 @@
         <w:ind w:firstLine="709"/>
         <w:jc w:val="both"/>
         <w:rPr>
-          <w:rFonts w:ascii="Times New Roman" w:hAnsi="Times New Roman"/>
-          <w:lang w:val="vi-VN"/>
-        </w:rPr>
-      </w:pPr>
-      <w:r>
-        <w:rPr>
-          <w:rFonts w:ascii="Times New Roman" w:hAnsi="Times New Roman"/>
-          <w:lang w:val="vi-VN"/>
-        </w:rPr>
-        <w:t>+ Điều lệnh đội ngũ QĐNDVN - NXB QĐND năm 20</w:t>
-      </w:r>
-      <w:r>
-        <w:rPr>
-          <w:rFonts w:ascii="Times New Roman" w:hAnsi="Times New Roman"/>
-          <w:lang w:val="en-GB"/>
-        </w:rPr>
-        <w:t>24</w:t>
-      </w:r>
-      <w:r>
-        <w:rPr>
-          <w:rFonts w:ascii="Times New Roman" w:hAnsi="Times New Roman"/>
+          <w:rFonts w:hint="default" w:ascii="Times New Roman" w:hAnsi="Times New Roman" w:cs="Times New Roman"/>
+          <w:sz w:val="28"/>
+          <w:szCs w:val="28"/>
+          <w:lang w:val="vi-VN"/>
+        </w:rPr>
+      </w:pPr>
+      <w:r>
+        <w:rPr>
+          <w:rFonts w:hint="default" w:ascii="Times New Roman" w:hAnsi="Times New Roman" w:cs="Times New Roman"/>
+          <w:sz w:val="28"/>
+          <w:szCs w:val="28"/>
+          <w:lang w:val="vi-VN"/>
+        </w:rPr>
+        <w:t xml:space="preserve">+ </w:t>
+      </w:r>
+      <w:r>
+        <w:rPr>
+          <w:rFonts w:hint="default" w:ascii="Times New Roman" w:hAnsi="Times New Roman" w:eastAsia="SimSun" w:cs="Times New Roman"/>
+          <w:sz w:val="28"/>
+          <w:szCs w:val="28"/>
+        </w:rPr>
+        <w:t>{{tai_lieu</w:t>
+      </w:r>
+      <w:r>
+        <w:rPr>
+          <w:rFonts w:hint="default" w:ascii="Times New Roman" w:hAnsi="Times New Roman" w:eastAsia="SimSun" w:cs="Times New Roman"/>
+          <w:sz w:val="28"/>
+          <w:szCs w:val="28"/>
+          <w:lang w:val="vi-VN"/>
+        </w:rPr>
+        <w:t>_1</w:t>
+      </w:r>
+      <w:r>
+        <w:rPr>
+          <w:rFonts w:hint="default" w:ascii="Times New Roman" w:hAnsi="Times New Roman" w:eastAsia="SimSun" w:cs="Times New Roman"/>
+          <w:sz w:val="28"/>
+          <w:szCs w:val="28"/>
+        </w:rPr>
+        <w:t>}}</w:t>
+      </w:r>
+      <w:r>
+        <w:rPr>
+          <w:rFonts w:hint="default" w:ascii="Times New Roman" w:hAnsi="Times New Roman" w:cs="Times New Roman"/>
+          <w:sz w:val="28"/>
+          <w:szCs w:val="28"/>
           <w:lang w:val="vi-VN"/>
         </w:rPr>
         <w:t>;</w:t>
@@ -5642,16 +5995,45 @@
         <w:ind w:firstLine="709"/>
         <w:jc w:val="both"/>
         <w:rPr>
-          <w:rFonts w:ascii="Times New Roman" w:hAnsi="Times New Roman"/>
-          <w:lang w:val="vi-VN"/>
-        </w:rPr>
-      </w:pPr>
-      <w:r>
-        <w:rPr>
-          <w:rFonts w:ascii="Times New Roman" w:hAnsi="Times New Roman"/>
-          <w:lang w:val="vi-VN"/>
-        </w:rPr>
-        <w:t>+ Huấn luyện Điều lệnh đội ngũ (Tập bài giảng - Tập 1) BTTM, xuất bản năm 2014.</w:t>
+          <w:rFonts w:hint="default" w:ascii="Times New Roman" w:hAnsi="Times New Roman" w:cs="Times New Roman"/>
+          <w:sz w:val="28"/>
+          <w:szCs w:val="28"/>
+          <w:lang w:val="vi-VN"/>
+        </w:rPr>
+      </w:pPr>
+      <w:r>
+        <w:rPr>
+          <w:rFonts w:hint="default" w:ascii="Times New Roman" w:hAnsi="Times New Roman" w:cs="Times New Roman"/>
+          <w:sz w:val="28"/>
+          <w:szCs w:val="28"/>
+          <w:lang w:val="vi-VN"/>
+        </w:rPr>
+        <w:t xml:space="preserve">+ </w:t>
+      </w:r>
+      <w:r>
+        <w:rPr>
+          <w:rFonts w:hint="default" w:ascii="Times New Roman" w:hAnsi="Times New Roman" w:eastAsia="SimSun" w:cs="Times New Roman"/>
+          <w:sz w:val="28"/>
+          <w:szCs w:val="28"/>
+        </w:rPr>
+        <w:t>{{tai_lieu</w:t>
+      </w:r>
+      <w:r>
+        <w:rPr>
+          <w:rFonts w:hint="default" w:ascii="Times New Roman" w:hAnsi="Times New Roman" w:eastAsia="SimSun" w:cs="Times New Roman"/>
+          <w:sz w:val="28"/>
+          <w:szCs w:val="28"/>
+          <w:lang w:val="vi-VN"/>
+        </w:rPr>
+        <w:t>_2</w:t>
+      </w:r>
+      <w:r>
+        <w:rPr>
+          <w:rFonts w:hint="default" w:ascii="Times New Roman" w:hAnsi="Times New Roman" w:eastAsia="SimSun" w:cs="Times New Roman"/>
+          <w:sz w:val="28"/>
+          <w:szCs w:val="28"/>
+        </w:rPr>
+        <w:t>}}</w:t>
       </w:r>
     </w:p>
     <w:p>
@@ -7282,6 +7664,8 @@
         </w:rPr>
         <w:t>Phần hai: THỰC HÀNH HUẤN LUYỆN</w:t>
       </w:r>
+      <w:bookmarkStart w:id="4" w:name="_GoBack"/>
+      <w:bookmarkEnd w:id="4"/>
     </w:p>
     <w:p>
       <w:pPr>
@@ -7677,7 +8061,6 @@
       <w:r>
         <w:rPr>
           <w:rFonts w:ascii="Times New Roman" w:hAnsi="Times New Roman"/>
-          <w:lang/>
         </w:rPr>
         <mc:AlternateContent>
           <mc:Choice Requires="wps">
@@ -7763,7 +8146,6 @@
       <w:r>
         <w:rPr>
           <w:rFonts w:ascii="Times New Roman" w:hAnsi="Times New Roman"/>
-          <w:lang/>
         </w:rPr>
         <mc:AlternateContent>
           <mc:Choice Requires="wps">
@@ -7869,7 +8251,6 @@
       <w:r>
         <w:rPr>
           <w:rFonts w:ascii="Times New Roman" w:hAnsi="Times New Roman"/>
-          <w:lang/>
         </w:rPr>
         <mc:AlternateContent>
           <mc:Choice Requires="wps">
@@ -7890,7 +8271,7 @@
                 <a:graphic xmlns:a="http://schemas.openxmlformats.org/drawingml/2006/main">
                   <a:graphicData uri="http://schemas.microsoft.com/office/word/2010/wordprocessingShape">
                     <wps:wsp>
-                      <wps:cNvSpPr/>
+                      <wps:cNvCnPr/>
                       <wps:spPr>
                         <a:xfrm rot="60000">
                           <a:off x="0" y="0"/>
@@ -7917,7 +8298,7 @@
           </mc:Choice>
           <mc:Fallback>
             <w:pict>
-              <v:line id="Lines 172" o:spid="_x0000_s1026" o:spt="20" style="position:absolute;left:0pt;margin-left:393pt;margin-top:13.35pt;height:81.85pt;width:44.25pt;rotation:65536f;z-index:251693056;mso-width-relative:page;mso-height-relative:page;" filled="f" stroked="t" coordsize="21600,21600" o:gfxdata="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">
+              <v:line id="Lines 172" o:spid="_x0000_s1026" o:spt="20" style="position:absolute;left:0pt;margin-left:393pt;margin-top:13.35pt;height:81.85pt;width:44.25pt;rotation:65536f;z-index:251693056;mso-width-relative:page;mso-height-relative:page;" filled="f" stroked="t" coordsize="21600,21600" o:gfxdata="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">
                 <v:fill on="f" focussize="0,0"/>
                 <v:stroke color="#000000" joinstyle="round" dashstyle="dash"/>
                 <v:imagedata o:title=""/>
@@ -7930,7 +8311,6 @@
       <w:r>
         <w:rPr>
           <w:rFonts w:ascii="Times New Roman" w:hAnsi="Times New Roman"/>
-          <w:lang/>
         </w:rPr>
         <mc:AlternateContent>
           <mc:Choice Requires="wps">
@@ -7951,7 +8331,7 @@
                 <a:graphic xmlns:a="http://schemas.openxmlformats.org/drawingml/2006/main">
                   <a:graphicData uri="http://schemas.microsoft.com/office/word/2010/wordprocessingShape">
                     <wps:wsp>
-                      <wps:cNvSpPr/>
+                      <wps:cNvCnPr/>
                       <wps:spPr>
                         <a:xfrm rot="10800000">
                           <a:off x="0" y="0"/>
@@ -7978,7 +8358,7 @@
           </mc:Choice>
           <mc:Fallback>
             <w:pict>
-              <v:line id="Lines 171" o:spid="_x0000_s1026" o:spt="20" style="position:absolute;left:0pt;margin-left:393.75pt;margin-top:7.65pt;height:5.65pt;width:0pt;rotation:11796480f;z-index:251692032;mso-width-relative:page;mso-height-relative:page;" filled="f" stroked="t" coordsize="21600,21600" o:gfxdata="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">
+              <v:line id="Lines 171" o:spid="_x0000_s1026" o:spt="20" style="position:absolute;left:0pt;margin-left:393.75pt;margin-top:7.65pt;height:5.65pt;width:0pt;rotation:11796480f;z-index:251692032;mso-width-relative:page;mso-height-relative:page;" filled="f" stroked="t" coordsize="21600,21600" o:gfxdata="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">
                 <v:fill on="f" focussize="0,0"/>
                 <v:stroke color="#000000" joinstyle="round"/>
                 <v:imagedata o:title=""/>
@@ -7991,7 +8371,6 @@
       <w:r>
         <w:rPr>
           <w:rFonts w:ascii="Times New Roman" w:hAnsi="Times New Roman"/>
-          <w:lang/>
         </w:rPr>
         <mc:AlternateContent>
           <mc:Choice Requires="wps">
@@ -8012,7 +8391,7 @@
                 <a:graphic xmlns:a="http://schemas.openxmlformats.org/drawingml/2006/main">
                   <a:graphicData uri="http://schemas.microsoft.com/office/word/2010/wordprocessingShape">
                     <wps:wsp>
-                      <wps:cNvSpPr/>
+                      <wps:cNvCnPr/>
                       <wps:spPr>
                         <a:xfrm rot="60000" flipV="1">
                           <a:off x="0" y="0"/>
@@ -8039,7 +8418,7 @@
           </mc:Choice>
           <mc:Fallback>
             <w:pict>
-              <v:line id="Lines 206" o:spid="_x0000_s1026" o:spt="20" style="position:absolute;left:0pt;flip:y;margin-left:363.05pt;margin-top:7pt;height:1.25pt;width:30pt;rotation:-65536f;z-index:251727872;mso-width-relative:page;mso-height-relative:page;" filled="f" stroked="t" coordsize="21600,21600" o:gfxdata="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">
+              <v:line id="Lines 206" o:spid="_x0000_s1026" o:spt="20" style="position:absolute;left:0pt;flip:y;margin-left:363.05pt;margin-top:7pt;height:1.25pt;width:30pt;rotation:-65536f;z-index:251727872;mso-width-relative:page;mso-height-relative:page;" filled="f" stroked="t" coordsize="21600,21600" o:gfxdata="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">
                 <v:fill on="f" focussize="0,0"/>
                 <v:stroke color="#000000" joinstyle="round" dashstyle="dash"/>
                 <v:imagedata o:title=""/>
@@ -8052,7 +8431,6 @@
       <w:r>
         <w:rPr>
           <w:rFonts w:ascii="Times New Roman" w:hAnsi="Times New Roman"/>
-          <w:lang/>
         </w:rPr>
         <mc:AlternateContent>
           <mc:Choice Requires="wps">
@@ -8073,7 +8451,7 @@
                 <a:graphic xmlns:a="http://schemas.openxmlformats.org/drawingml/2006/main">
                   <a:graphicData uri="http://schemas.microsoft.com/office/word/2010/wordprocessingShape">
                     <wps:wsp>
-                      <wps:cNvSpPr/>
+                      <wps:cNvCnPr/>
                       <wps:spPr>
                         <a:xfrm rot="10800000">
                           <a:off x="0" y="0"/>
@@ -8100,7 +8478,7 @@
           </mc:Choice>
           <mc:Fallback>
             <w:pict>
-              <v:line id="Lines 163" o:spid="_x0000_s1026" o:spt="20" style="position:absolute;left:0pt;margin-left:382.2pt;margin-top:6.3pt;height:27pt;width:0pt;rotation:11796480f;z-index:251683840;mso-width-relative:page;mso-height-relative:page;" filled="f" stroked="t" coordsize="21600,21600" o:gfxdata="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">
+              <v:line id="Lines 163" o:spid="_x0000_s1026" o:spt="20" style="position:absolute;left:0pt;margin-left:382.2pt;margin-top:6.3pt;height:27pt;width:0pt;rotation:11796480f;z-index:251683840;mso-width-relative:page;mso-height-relative:page;" filled="f" stroked="t" coordsize="21600,21600" o:gfxdata="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">
                 <v:fill on="f" focussize="0,0"/>
                 <v:stroke color="#000000" joinstyle="round" endarrow="block"/>
                 <v:imagedata o:title=""/>
@@ -8126,7 +8504,6 @@
         <w:rPr>
           <w:rFonts w:ascii="Times New Roman" w:hAnsi="Times New Roman"/>
           <w:b/>
-          <w:lang/>
         </w:rPr>
         <mc:AlternateContent>
           <mc:Choice Requires="wps">
@@ -8147,7 +8524,7 @@
                 <a:graphic xmlns:a="http://schemas.openxmlformats.org/drawingml/2006/main">
                   <a:graphicData uri="http://schemas.microsoft.com/office/word/2010/wordprocessingShape">
                     <wps:wsp>
-                      <wps:cNvSpPr/>
+                      <wps:cNvCnPr/>
                       <wps:spPr>
                         <a:xfrm rot="10800000">
                           <a:off x="0" y="0"/>
@@ -8174,7 +8551,7 @@
           </mc:Choice>
           <mc:Fallback>
             <w:pict>
-              <v:line id="Lines 157" o:spid="_x0000_s1026" o:spt="20" style="position:absolute;left:0pt;margin-left:87.1pt;margin-top:0.85pt;height:27pt;width:0pt;rotation:11796480f;z-index:251677696;mso-width-relative:page;mso-height-relative:page;" filled="f" stroked="t" coordsize="21600,21600" o:gfxdata="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">
+              <v:line id="Lines 157" o:spid="_x0000_s1026" o:spt="20" style="position:absolute;left:0pt;margin-left:87.1pt;margin-top:0.85pt;height:27pt;width:0pt;rotation:11796480f;z-index:251677696;mso-width-relative:page;mso-height-relative:page;" filled="f" stroked="t" coordsize="21600,21600" o:gfxdata="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">
                 <v:fill on="f" focussize="0,0"/>
                 <v:stroke color="#000000" joinstyle="round" endarrow="block"/>
                 <v:imagedata o:title=""/>
@@ -8188,7 +8565,6 @@
         <w:rPr>
           <w:rFonts w:ascii="Times New Roman" w:hAnsi="Times New Roman"/>
           <w:b/>
-          <w:lang/>
         </w:rPr>
         <mc:AlternateContent>
           <mc:Choice Requires="wps">
@@ -8209,7 +8585,7 @@
                 <a:graphic xmlns:a="http://schemas.openxmlformats.org/drawingml/2006/main">
                   <a:graphicData uri="http://schemas.microsoft.com/office/word/2010/wordprocessingShape">
                     <wps:wsp>
-                      <wps:cNvSpPr/>
+                      <wps:cNvCnPr/>
                       <wps:spPr>
                         <a:xfrm rot="60000">
                           <a:off x="0" y="0"/>
@@ -8236,7 +8612,7 @@
           </mc:Choice>
           <mc:Fallback>
             <w:pict>
-              <v:line id="Lines 207" o:spid="_x0000_s1026" o:spt="20" style="position:absolute;left:0pt;margin-left:65.3pt;margin-top:1.7pt;height:0.15pt;width:27.95pt;rotation:65536f;z-index:251728896;mso-width-relative:page;mso-height-relative:page;" filled="f" stroked="t" coordsize="21600,21600" o:gfxdata="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">
+              <v:line id="Lines 207" o:spid="_x0000_s1026" o:spt="20" style="position:absolute;left:0pt;margin-left:65.3pt;margin-top:1.7pt;height:0.15pt;width:27.95pt;rotation:65536f;z-index:251728896;mso-width-relative:page;mso-height-relative:page;" filled="f" stroked="t" coordsize="21600,21600" o:gfxdata="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">
                 <v:fill on="f" focussize="0,0"/>
                 <v:stroke color="#000000" joinstyle="round" dashstyle="dash"/>
                 <v:imagedata o:title=""/>
@@ -8250,7 +8626,6 @@
         <w:rPr>
           <w:rFonts w:ascii="Times New Roman" w:hAnsi="Times New Roman"/>
           <w:b/>
-          <w:lang/>
         </w:rPr>
         <mc:AlternateContent>
           <mc:Choice Requires="wps">
@@ -8271,7 +8646,7 @@
                 <a:graphic xmlns:a="http://schemas.openxmlformats.org/drawingml/2006/main">
                   <a:graphicData uri="http://schemas.microsoft.com/office/word/2010/wordprocessingShape">
                     <wps:wsp>
-                      <wps:cNvSpPr/>
+                      <wps:cNvCnPr/>
                       <wps:spPr>
                         <a:xfrm rot="60000">
                           <a:off x="0" y="0"/>
@@ -8298,7 +8673,7 @@
           </mc:Choice>
           <mc:Fallback>
             <w:pict>
-              <v:line id="Lines 158" o:spid="_x0000_s1026" o:spt="20" style="position:absolute;left:0pt;margin-left:92.65pt;margin-top:1.35pt;height:97.2pt;width:99.9pt;rotation:65536f;z-index:251678720;mso-width-relative:page;mso-height-relative:page;" filled="f" stroked="t" coordsize="21600,21600" o:gfxdata="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">
+              <v:line id="Lines 158" o:spid="_x0000_s1026" o:spt="20" style="position:absolute;left:0pt;margin-left:92.65pt;margin-top:1.35pt;height:97.2pt;width:99.9pt;rotation:65536f;z-index:251678720;mso-width-relative:page;mso-height-relative:page;" filled="f" stroked="t" coordsize="21600,21600" o:gfxdata="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">
                 <v:fill on="f" focussize="0,0"/>
                 <v:stroke color="#000000" joinstyle="round" dashstyle="dash"/>
                 <v:imagedata o:title=""/>
@@ -8312,7 +8687,6 @@
         <w:rPr>
           <w:rFonts w:ascii="Times New Roman" w:hAnsi="Times New Roman"/>
           <w:b/>
-          <w:lang/>
         </w:rPr>
         <mc:AlternateContent>
           <mc:Choice Requires="wps">
@@ -8333,7 +8707,7 @@
                 <a:graphic xmlns:a="http://schemas.openxmlformats.org/drawingml/2006/main">
                   <a:graphicData uri="http://schemas.microsoft.com/office/word/2010/wordprocessingShape">
                     <wps:wsp>
-                      <wps:cNvSpPr/>
+                      <wps:cNvCnPr/>
                       <wps:spPr>
                         <a:xfrm rot="10800000">
                           <a:off x="0" y="0"/>
@@ -8360,7 +8734,7 @@
           </mc:Choice>
           <mc:Fallback>
             <w:pict>
-              <v:line id="Lines 155" o:spid="_x0000_s1026" o:spt="20" style="position:absolute;left:0pt;margin-left:92.7pt;margin-top:1.7pt;height:5.65pt;width:0pt;rotation:11796480f;z-index:251675648;mso-width-relative:page;mso-height-relative:page;" filled="f" stroked="t" coordsize="21600,21600" o:gfxdata="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">
+              <v:line id="Lines 155" o:spid="_x0000_s1026" o:spt="20" style="position:absolute;left:0pt;margin-left:92.7pt;margin-top:1.7pt;height:5.65pt;width:0pt;rotation:11796480f;z-index:251675648;mso-width-relative:page;mso-height-relative:page;" filled="f" stroked="t" coordsize="21600,21600" o:gfxdata="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">
                 <v:fill on="f" focussize="0,0"/>
                 <v:stroke color="#000000" joinstyle="round"/>
                 <v:imagedata o:title=""/>
@@ -8413,7 +8787,6 @@
       <w:r>
         <w:rPr>
           <w:rFonts w:ascii="Times New Roman" w:hAnsi="Times New Roman"/>
-          <w:lang/>
         </w:rPr>
         <mc:AlternateContent>
           <mc:Choice Requires="wps">
@@ -8434,7 +8807,7 @@
                 <a:graphic xmlns:a="http://schemas.openxmlformats.org/drawingml/2006/main">
                   <a:graphicData uri="http://schemas.microsoft.com/office/word/2010/wordprocessingShape">
                     <wps:wsp>
-                      <wps:cNvSpPr/>
+                      <wps:cNvCnPr/>
                       <wps:spPr>
                         <a:xfrm>
                           <a:off x="0" y="0"/>
@@ -8461,7 +8834,7 @@
           </mc:Choice>
           <mc:Fallback>
             <w:pict>
-              <v:line id="Lines 168" o:spid="_x0000_s1026" o:spt="20" style="position:absolute;left:0pt;margin-left:382.7pt;margin-top:6.4pt;height:27pt;width:0pt;z-index:251688960;mso-width-relative:page;mso-height-relative:page;" filled="f" stroked="t" coordsize="21600,21600" o:gfxdata="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">
+              <v:line id="Lines 168" o:spid="_x0000_s1026" o:spt="20" style="position:absolute;left:0pt;margin-left:382.7pt;margin-top:6.4pt;height:27pt;width:0pt;z-index:251688960;mso-width-relative:page;mso-height-relative:page;" filled="f" stroked="t" coordsize="21600,21600" o:gfxdata="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">
                 <v:fill on="f" focussize="0,0"/>
                 <v:stroke color="#000000" joinstyle="round" endarrow="block"/>
                 <v:imagedata o:title=""/>
@@ -8492,7 +8865,6 @@
       <w:r>
         <w:rPr>
           <w:rFonts w:ascii="Times New Roman" w:hAnsi="Times New Roman"/>
-          <w:lang/>
         </w:rPr>
         <mc:AlternateContent>
           <mc:Choice Requires="wps">
@@ -8513,7 +8885,7 @@
                 <a:graphic xmlns:a="http://schemas.openxmlformats.org/drawingml/2006/main">
                   <a:graphicData uri="http://schemas.microsoft.com/office/word/2010/wordprocessingShape">
                     <wps:wsp>
-                      <wps:cNvSpPr/>
+                      <wps:cNvCnPr/>
                       <wps:spPr>
                         <a:xfrm>
                           <a:off x="0" y="0"/>
@@ -8540,7 +8912,7 @@
           </mc:Choice>
           <mc:Fallback>
             <w:pict>
-              <v:line id="Lines 153" o:spid="_x0000_s1026" o:spt="20" style="position:absolute;left:0pt;margin-left:440.55pt;margin-top:14.35pt;height:5.65pt;width:0pt;z-index:251673600;mso-width-relative:page;mso-height-relative:page;" filled="f" stroked="t" coordsize="21600,21600" o:gfxdata="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">
+              <v:line id="Lines 153" o:spid="_x0000_s1026" o:spt="20" style="position:absolute;left:0pt;margin-left:440.55pt;margin-top:14.35pt;height:5.65pt;width:0pt;z-index:251673600;mso-width-relative:page;mso-height-relative:page;" filled="f" stroked="t" coordsize="21600,21600" o:gfxdata="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">
                 <v:fill on="f" focussize="0,0"/>
                 <v:stroke color="#000000" joinstyle="round"/>
                 <v:imagedata o:title=""/>
@@ -8553,7 +8925,6 @@
       <w:r>
         <w:rPr>
           <w:rFonts w:ascii="Times New Roman" w:hAnsi="Times New Roman"/>
-          <w:lang/>
         </w:rPr>
         <mc:AlternateContent>
           <mc:Choice Requires="wps">
@@ -8574,7 +8945,7 @@
                 <a:graphic xmlns:a="http://schemas.openxmlformats.org/drawingml/2006/main">
                   <a:graphicData uri="http://schemas.microsoft.com/office/word/2010/wordprocessingShape">
                     <wps:wsp>
-                      <wps:cNvSpPr/>
+                      <wps:cNvCnPr/>
                       <wps:spPr>
                         <a:xfrm rot="10800000" flipV="1">
                           <a:off x="0" y="0"/>
@@ -8601,7 +8972,7 @@
           </mc:Choice>
           <mc:Fallback>
             <w:pict>
-              <v:line id="Lines 156" o:spid="_x0000_s1026" o:spt="20" style="position:absolute;left:0pt;flip:y;margin-left:88pt;margin-top:11.75pt;height:28.35pt;width:0pt;rotation:11796480f;z-index:251676672;mso-width-relative:page;mso-height-relative:page;" filled="f" stroked="t" coordsize="21600,21600" o:gfxdata="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">
+              <v:line id="Lines 156" o:spid="_x0000_s1026" o:spt="20" style="position:absolute;left:0pt;flip:y;margin-left:88pt;margin-top:11.75pt;height:28.35pt;width:0pt;rotation:11796480f;z-index:251676672;mso-width-relative:page;mso-height-relative:page;" filled="f" stroked="t" coordsize="21600,21600" o:gfxdata="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">
                 <v:fill on="f" focussize="0,0"/>
                 <v:stroke color="#000000" joinstyle="round" endarrow="block"/>
                 <v:imagedata o:title=""/>
@@ -8628,7 +8999,6 @@
       <w:r>
         <w:rPr>
           <w:rFonts w:ascii="Times New Roman" w:hAnsi="Times New Roman"/>
-          <w:lang/>
         </w:rPr>
         <mc:AlternateContent>
           <mc:Choice Requires="wps">
@@ -8726,7 +9096,6 @@
       <w:r>
         <w:rPr>
           <w:rFonts w:ascii="Times New Roman" w:hAnsi="Times New Roman"/>
-          <w:lang/>
         </w:rPr>
         <mc:AlternateContent>
           <mc:Choice Requires="wps">
@@ -8828,7 +9197,6 @@
       <w:r>
         <w:rPr>
           <w:rFonts w:ascii="Times New Roman" w:hAnsi="Times New Roman"/>
-          <w:lang/>
         </w:rPr>
         <mc:AlternateContent>
           <mc:Choice Requires="wps">
@@ -8930,7 +9298,6 @@
       <w:r>
         <w:rPr>
           <w:rFonts w:ascii="Times New Roman" w:hAnsi="Times New Roman"/>
-          <w:lang/>
         </w:rPr>
         <mc:AlternateContent>
           <mc:Choice Requires="wps">
@@ -9032,7 +9399,6 @@
       <w:r>
         <w:rPr>
           <w:rFonts w:ascii="Times New Roman" w:hAnsi="Times New Roman"/>
-          <w:lang/>
         </w:rPr>
         <mc:AlternateContent>
           <mc:Choice Requires="wps">
@@ -9134,7 +9500,6 @@
       <w:r>
         <w:rPr>
           <w:rFonts w:ascii="Times New Roman" w:hAnsi="Times New Roman"/>
-          <w:lang/>
         </w:rPr>
         <mc:AlternateContent>
           <mc:Choice Requires="wps">
@@ -9155,7 +9520,7 @@
                 <a:graphic xmlns:a="http://schemas.openxmlformats.org/drawingml/2006/main">
                   <a:graphicData uri="http://schemas.microsoft.com/office/word/2010/wordprocessingShape">
                     <wps:wsp>
-                      <wps:cNvSpPr/>
+                      <wps:cNvCnPr/>
                       <wps:spPr>
                         <a:xfrm>
                           <a:off x="0" y="0"/>
@@ -9182,7 +9547,7 @@
           </mc:Choice>
           <mc:Fallback>
             <w:pict>
-              <v:line id="Lines 152" o:spid="_x0000_s1026" o:spt="20" style="position:absolute;left:0pt;margin-left:267.05pt;margin-top:2.4pt;height:0pt;width:0.05pt;z-index:251672576;mso-width-relative:page;mso-height-relative:page;" filled="f" stroked="t" coordsize="21600,21600" o:gfxdata="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">
+              <v:line id="Lines 152" o:spid="_x0000_s1026" o:spt="20" style="position:absolute;left:0pt;margin-left:267.05pt;margin-top:2.4pt;height:0pt;width:0.05pt;z-index:251672576;mso-width-relative:page;mso-height-relative:page;" filled="f" stroked="t" coordsize="21600,21600" o:gfxdata="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">
                 <v:fill on="f" focussize="0,0"/>
                 <v:stroke color="#000000" joinstyle="round"/>
                 <v:imagedata o:title=""/>
@@ -9206,7 +9571,6 @@
       <w:r>
         <w:rPr>
           <w:rFonts w:ascii="Times New Roman" w:hAnsi="Times New Roman"/>
-          <w:lang/>
         </w:rPr>
         <mc:AlternateContent>
           <mc:Choice Requires="wps">
@@ -9308,7 +9672,6 @@
       <w:r>
         <w:rPr>
           <w:rFonts w:ascii="Times New Roman" w:hAnsi="Times New Roman"/>
-          <w:lang/>
         </w:rPr>
         <mc:AlternateContent>
           <mc:Choice Requires="wps">
@@ -9410,7 +9773,6 @@
       <w:r>
         <w:rPr>
           <w:rFonts w:ascii="Times New Roman" w:hAnsi="Times New Roman"/>
-          <w:lang/>
         </w:rPr>
         <mc:AlternateContent>
           <mc:Choice Requires="wps">
@@ -9512,7 +9874,6 @@
       <w:r>
         <w:rPr>
           <w:rFonts w:ascii="Times New Roman" w:hAnsi="Times New Roman"/>
-          <w:lang/>
         </w:rPr>
         <mc:AlternateContent>
           <mc:Choice Requires="wps">
@@ -9614,7 +9975,6 @@
       <w:r>
         <w:rPr>
           <w:rFonts w:ascii="Times New Roman" w:hAnsi="Times New Roman"/>
-          <w:lang/>
         </w:rPr>
         <mc:AlternateContent>
           <mc:Choice Requires="wps">
@@ -9716,7 +10076,6 @@
       <w:r>
         <w:rPr>
           <w:rFonts w:ascii="Times New Roman" w:hAnsi="Times New Roman"/>
-          <w:lang/>
         </w:rPr>
         <mc:AlternateContent>
           <mc:Choice Requires="wps">
@@ -9802,7 +10161,6 @@
       <w:r>
         <w:rPr>
           <w:rFonts w:ascii="Times New Roman" w:hAnsi="Times New Roman"/>
-          <w:lang/>
         </w:rPr>
         <mc:AlternateContent>
           <mc:Choice Requires="wps">
@@ -9904,7 +10262,6 @@
       <w:r>
         <w:rPr>
           <w:rFonts w:ascii="Times New Roman" w:hAnsi="Times New Roman"/>
-          <w:lang/>
         </w:rPr>
         <mc:AlternateContent>
           <mc:Choice Requires="wps">
@@ -10020,7 +10377,6 @@
       <w:r>
         <w:rPr>
           <w:rFonts w:ascii="Times New Roman" w:hAnsi="Times New Roman"/>
-          <w:lang/>
         </w:rPr>
         <mc:AlternateContent>
           <mc:Choice Requires="wps">
@@ -10122,7 +10478,6 @@
       <w:r>
         <w:rPr>
           <w:rFonts w:ascii="Times New Roman" w:hAnsi="Times New Roman"/>
-          <w:lang/>
         </w:rPr>
         <mc:AlternateContent>
           <mc:Choice Requires="wps">
@@ -10228,7 +10583,6 @@
       <w:r>
         <w:rPr>
           <w:rFonts w:ascii="Times New Roman" w:hAnsi="Times New Roman"/>
-          <w:lang/>
         </w:rPr>
         <mc:AlternateContent>
           <mc:Choice Requires="wps">
@@ -10330,7 +10684,6 @@
       <w:r>
         <w:rPr>
           <w:rFonts w:ascii="Times New Roman" w:hAnsi="Times New Roman"/>
-          <w:lang/>
         </w:rPr>
         <mc:AlternateContent>
           <mc:Choice Requires="wps">
@@ -10436,7 +10789,6 @@
       <w:r>
         <w:rPr>
           <w:rFonts w:ascii="Times New Roman" w:hAnsi="Times New Roman"/>
-          <w:lang/>
         </w:rPr>
         <mc:AlternateContent>
           <mc:Choice Requires="wps">
@@ -11736,7 +12088,6 @@
       <w:r>
         <w:rPr>
           <w:rFonts w:ascii="Times New Roman" w:hAnsi="Times New Roman"/>
-          <w:lang/>
         </w:rPr>
         <mc:AlternateContent>
           <mc:Choice Requires="wps">
@@ -11833,7 +12184,6 @@
       <w:r>
         <w:rPr>
           <w:rFonts w:ascii="Times New Roman" w:hAnsi="Times New Roman"/>
-          <w:lang/>
         </w:rPr>
         <mc:AlternateContent>
           <mc:Choice Requires="wps">
@@ -11919,7 +12269,6 @@
       <w:r>
         <w:rPr>
           <w:rFonts w:ascii="Times New Roman" w:hAnsi="Times New Roman"/>
-          <w:lang/>
         </w:rPr>
         <mc:AlternateContent>
           <mc:Choice Requires="wps">
@@ -11940,7 +12289,7 @@
                 <a:graphic xmlns:a="http://schemas.openxmlformats.org/drawingml/2006/main">
                   <a:graphicData uri="http://schemas.microsoft.com/office/word/2010/wordprocessingShape">
                     <wps:wsp>
-                      <wps:cNvSpPr/>
+                      <wps:cNvCnPr/>
                       <wps:spPr>
                         <a:xfrm rot="21480000" flipH="1" flipV="1">
                           <a:off x="0" y="0"/>
@@ -11967,7 +12316,7 @@
           </mc:Choice>
           <mc:Fallback>
             <w:pict>
-              <v:line id="Lines 201" o:spid="_x0000_s1026" o:spt="20" style="position:absolute;left:0pt;flip:x y;margin-left:283.4pt;margin-top:13.75pt;height:1.95pt;width:31.65pt;rotation:-131072f;z-index:251722752;mso-width-relative:page;mso-height-relative:page;" filled="f" stroked="t" coordsize="21600,21600" o:gfxdata="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">
+              <v:line id="Lines 201" o:spid="_x0000_s1026" o:spt="20" style="position:absolute;left:0pt;flip:x y;margin-left:283.4pt;margin-top:13.75pt;height:1.95pt;width:31.65pt;rotation:-131072f;z-index:251722752;mso-width-relative:page;mso-height-relative:page;" filled="f" stroked="t" coordsize="21600,21600" o:gfxdata="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">
                 <v:fill on="f" focussize="0,0"/>
                 <v:stroke color="#000000" joinstyle="round" dashstyle="dash"/>
                 <v:imagedata o:title=""/>
@@ -11980,7 +12329,6 @@
       <w:r>
         <w:rPr>
           <w:rFonts w:ascii="Times New Roman" w:hAnsi="Times New Roman"/>
-          <w:lang/>
         </w:rPr>
         <mc:AlternateContent>
           <mc:Choice Requires="wps">
@@ -12001,7 +12349,7 @@
                 <a:graphic xmlns:a="http://schemas.openxmlformats.org/drawingml/2006/main">
                   <a:graphicData uri="http://schemas.microsoft.com/office/word/2010/wordprocessingShape">
                     <wps:wsp>
-                      <wps:cNvSpPr/>
+                      <wps:cNvCnPr/>
                       <wps:spPr>
                         <a:xfrm rot="10800000">
                           <a:off x="0" y="0"/>
@@ -12028,7 +12376,7 @@
           </mc:Choice>
           <mc:Fallback>
             <w:pict>
-              <v:line id="Lines 203" o:spid="_x0000_s1026" o:spt="20" style="position:absolute;left:0pt;margin-left:301.75pt;margin-top:14.5pt;height:27pt;width:0pt;rotation:11796480f;z-index:251724800;mso-width-relative:page;mso-height-relative:page;" filled="f" stroked="t" coordsize="21600,21600" o:gfxdata="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">
+              <v:line id="Lines 203" o:spid="_x0000_s1026" o:spt="20" style="position:absolute;left:0pt;margin-left:301.75pt;margin-top:14.5pt;height:27pt;width:0pt;rotation:11796480f;z-index:251724800;mso-width-relative:page;mso-height-relative:page;" filled="f" stroked="t" coordsize="21600,21600" o:gfxdata="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">
                 <v:fill on="f" focussize="0,0"/>
                 <v:stroke color="#000000" joinstyle="round" endarrow="block"/>
                 <v:imagedata o:title=""/>
@@ -12052,7 +12400,6 @@
       <w:r>
         <w:rPr>
           <w:rFonts w:ascii="Times New Roman" w:hAnsi="Times New Roman"/>
-          <w:lang/>
         </w:rPr>
         <mc:AlternateContent>
           <mc:Choice Requires="wps">
@@ -12073,7 +12420,7 @@
                 <a:graphic xmlns:a="http://schemas.openxmlformats.org/drawingml/2006/main">
                   <a:graphicData uri="http://schemas.microsoft.com/office/word/2010/wordprocessingShape">
                     <wps:wsp>
-                      <wps:cNvSpPr/>
+                      <wps:cNvCnPr/>
                       <wps:spPr>
                         <a:xfrm rot="60000">
                           <a:off x="0" y="0"/>
@@ -12100,7 +12447,7 @@
           </mc:Choice>
           <mc:Fallback>
             <w:pict>
-              <v:line id="Lines 183" o:spid="_x0000_s1026" o:spt="20" style="position:absolute;left:0pt;margin-left:59.75pt;margin-top:9.7pt;height:48.75pt;width:42.75pt;rotation:65536f;z-index:251704320;mso-width-relative:page;mso-height-relative:page;" filled="f" stroked="t" coordsize="21600,21600" o:gfxdata="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">
+              <v:line id="Lines 183" o:spid="_x0000_s1026" o:spt="20" style="position:absolute;left:0pt;margin-left:59.75pt;margin-top:9.7pt;height:48.75pt;width:42.75pt;rotation:65536f;z-index:251704320;mso-width-relative:page;mso-height-relative:page;" filled="f" stroked="t" coordsize="21600,21600" o:gfxdata="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">
                 <v:fill on="f" focussize="0,0"/>
                 <v:stroke color="#000000" joinstyle="round" dashstyle="dash"/>
                 <v:imagedata o:title=""/>
@@ -12113,7 +12460,6 @@
       <w:r>
         <w:rPr>
           <w:rFonts w:ascii="Times New Roman" w:hAnsi="Times New Roman"/>
-          <w:lang/>
         </w:rPr>
         <mc:AlternateContent>
           <mc:Choice Requires="wps">
@@ -12134,7 +12480,7 @@
                 <a:graphic xmlns:a="http://schemas.openxmlformats.org/drawingml/2006/main">
                   <a:graphicData uri="http://schemas.microsoft.com/office/word/2010/wordprocessingShape">
                     <wps:wsp>
-                      <wps:cNvSpPr/>
+                      <wps:cNvCnPr/>
                       <wps:spPr>
                         <a:xfrm rot="60000">
                           <a:off x="0" y="0"/>
@@ -12161,7 +12507,7 @@
           </mc:Choice>
           <mc:Fallback>
             <w:pict>
-              <v:line id="Lines 196" o:spid="_x0000_s1026" o:spt="20" style="position:absolute;left:0pt;margin-left:314.65pt;margin-top:0.05pt;height:49.9pt;width:43.75pt;rotation:65536f;z-index:251717632;mso-width-relative:page;mso-height-relative:page;" filled="f" stroked="t" coordsize="21600,21600" o:gfxdata="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">
+              <v:line id="Lines 196" o:spid="_x0000_s1026" o:spt="20" style="position:absolute;left:0pt;margin-left:314.65pt;margin-top:0.05pt;height:49.9pt;width:43.75pt;rotation:65536f;z-index:251717632;mso-width-relative:page;mso-height-relative:page;" filled="f" stroked="t" coordsize="21600,21600" o:gfxdata="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">
                 <v:fill on="f" focussize="0,0"/>
                 <v:stroke color="#000000" joinstyle="round" dashstyle="dash"/>
                 <v:imagedata o:title=""/>
@@ -12174,7 +12520,6 @@
       <w:r>
         <w:rPr>
           <w:rFonts w:ascii="Times New Roman" w:hAnsi="Times New Roman"/>
-          <w:lang/>
         </w:rPr>
         <mc:AlternateContent>
           <mc:Choice Requires="wps">
@@ -12195,7 +12540,7 @@
                 <a:graphic xmlns:a="http://schemas.openxmlformats.org/drawingml/2006/main">
                   <a:graphicData uri="http://schemas.microsoft.com/office/word/2010/wordprocessingShape">
                     <wps:wsp>
-                      <wps:cNvSpPr/>
+                      <wps:cNvCnPr/>
                       <wps:spPr>
                         <a:xfrm rot="10800000">
                           <a:off x="0" y="0"/>
@@ -12222,7 +12567,7 @@
           </mc:Choice>
           <mc:Fallback>
             <w:pict>
-              <v:line id="Lines 199" o:spid="_x0000_s1026" o:spt="20" style="position:absolute;left:0pt;margin-left:52pt;margin-top:9.05pt;height:35.25pt;width:0pt;rotation:11796480f;z-index:251720704;mso-width-relative:page;mso-height-relative:page;" filled="f" stroked="t" coordsize="21600,21600" o:gfxdata="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">
+              <v:line id="Lines 199" o:spid="_x0000_s1026" o:spt="20" style="position:absolute;left:0pt;margin-left:52pt;margin-top:9.05pt;height:35.25pt;width:0pt;rotation:11796480f;z-index:251720704;mso-width-relative:page;mso-height-relative:page;" filled="f" stroked="t" coordsize="21600,21600" o:gfxdata="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">
                 <v:fill on="f" focussize="0,0"/>
                 <v:stroke color="#000000" joinstyle="round" endarrow="block"/>
                 <v:imagedata o:title=""/>
@@ -12235,7 +12580,6 @@
       <w:r>
         <w:rPr>
           <w:rFonts w:ascii="Times New Roman" w:hAnsi="Times New Roman"/>
-          <w:lang/>
         </w:rPr>
         <mc:AlternateContent>
           <mc:Choice Requires="wps">
@@ -12256,7 +12600,7 @@
                 <a:graphic xmlns:a="http://schemas.openxmlformats.org/drawingml/2006/main">
                   <a:graphicData uri="http://schemas.microsoft.com/office/word/2010/wordprocessingShape">
                     <wps:wsp>
-                      <wps:cNvSpPr/>
+                      <wps:cNvCnPr/>
                       <wps:spPr>
                         <a:xfrm rot="10800000">
                           <a:off x="0" y="0"/>
@@ -12283,7 +12627,7 @@
           </mc:Choice>
           <mc:Fallback>
             <w:pict>
-              <v:line id="Lines 182" o:spid="_x0000_s1026" o:spt="20" style="position:absolute;left:0pt;margin-left:59.1pt;margin-top:9.9pt;height:5.65pt;width:0pt;rotation:11796480f;z-index:251703296;mso-width-relative:page;mso-height-relative:page;" filled="f" stroked="t" coordsize="21600,21600" o:gfxdata="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">
+              <v:line id="Lines 182" o:spid="_x0000_s1026" o:spt="20" style="position:absolute;left:0pt;margin-left:59.1pt;margin-top:9.9pt;height:5.65pt;width:0pt;rotation:11796480f;z-index:251703296;mso-width-relative:page;mso-height-relative:page;" filled="f" stroked="t" coordsize="21600,21600" o:gfxdata="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">
                 <v:fill on="f" focussize="0,0"/>
                 <v:stroke color="#000000" joinstyle="round"/>
                 <v:imagedata o:title=""/>
@@ -12296,7 +12640,6 @@
       <w:r>
         <w:rPr>
           <w:rFonts w:ascii="Times New Roman" w:hAnsi="Times New Roman"/>
-          <w:lang/>
         </w:rPr>
         <mc:AlternateContent>
           <mc:Choice Requires="wps">
@@ -12317,7 +12660,7 @@
                 <a:graphic xmlns:a="http://schemas.openxmlformats.org/drawingml/2006/main">
                   <a:graphicData uri="http://schemas.microsoft.com/office/word/2010/wordprocessingShape">
                     <wps:wsp>
-                      <wps:cNvSpPr/>
+                      <wps:cNvCnPr/>
                       <wps:spPr>
                         <a:xfrm rot="10800000">
                           <a:off x="0" y="0"/>
@@ -12344,7 +12687,7 @@
           </mc:Choice>
           <mc:Fallback>
             <w:pict>
-              <v:line id="Lines 185" o:spid="_x0000_s1026" o:spt="20" style="position:absolute;left:0pt;margin-left:310.25pt;margin-top:0.65pt;height:5.65pt;width:0pt;rotation:11796480f;z-index:251706368;mso-width-relative:page;mso-height-relative:page;" filled="f" stroked="t" coordsize="21600,21600" o:gfxdata="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">
+              <v:line id="Lines 185" o:spid="_x0000_s1026" o:spt="20" style="position:absolute;left:0pt;margin-left:310.25pt;margin-top:0.65pt;height:5.65pt;width:0pt;rotation:11796480f;z-index:251706368;mso-width-relative:page;mso-height-relative:page;" filled="f" stroked="t" coordsize="21600,21600" o:gfxdata="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">
                 <v:fill on="f" focussize="0,0"/>
                 <v:stroke color="#000000" joinstyle="round"/>
                 <v:imagedata o:title=""/>
@@ -12357,7 +12700,6 @@
       <w:r>
         <w:rPr>
           <w:rFonts w:ascii="Times New Roman" w:hAnsi="Times New Roman"/>
-          <w:lang/>
         </w:rPr>
         <mc:AlternateContent>
           <mc:Choice Requires="wps">
@@ -12378,7 +12720,7 @@
                 <a:graphic xmlns:a="http://schemas.openxmlformats.org/drawingml/2006/main">
                   <a:graphicData uri="http://schemas.microsoft.com/office/word/2010/wordprocessingShape">
                     <wps:wsp>
-                      <wps:cNvSpPr/>
+                      <wps:cNvCnPr/>
                       <wps:spPr>
                         <a:xfrm rot="21480000" flipH="1" flipV="1">
                           <a:off x="0" y="0"/>
@@ -12405,7 +12747,7 @@
           </mc:Choice>
           <mc:Fallback>
             <w:pict>
-              <v:line id="Lines 205" o:spid="_x0000_s1026" o:spt="20" style="position:absolute;left:0pt;flip:x y;margin-left:32.65pt;margin-top:7.45pt;height:2.5pt;width:24.95pt;rotation:-131072f;z-index:251726848;mso-width-relative:page;mso-height-relative:page;" filled="f" stroked="t" coordsize="21600,21600" o:gfxdata="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">
+              <v:line id="Lines 205" o:spid="_x0000_s1026" o:spt="20" style="position:absolute;left:0pt;flip:x y;margin-left:32.65pt;margin-top:7.45pt;height:2.5pt;width:24.95pt;rotation:-131072f;z-index:251726848;mso-width-relative:page;mso-height-relative:page;" filled="f" stroked="t" coordsize="21600,21600" o:gfxdata="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">
                 <v:fill on="f" focussize="0,0"/>
                 <v:stroke color="#000000" joinstyle="round" dashstyle="dash"/>
                 <v:imagedata o:title=""/>
@@ -12447,7 +12789,6 @@
       <w:r>
         <w:rPr>
           <w:rFonts w:ascii="Times New Roman" w:hAnsi="Times New Roman"/>
-          <w:lang/>
         </w:rPr>
         <mc:AlternateContent>
           <mc:Choice Requires="wps">
@@ -12468,7 +12809,7 @@
                 <a:graphic xmlns:a="http://schemas.openxmlformats.org/drawingml/2006/main">
                   <a:graphicData uri="http://schemas.microsoft.com/office/word/2010/wordprocessingShape">
                     <wps:wsp>
-                      <wps:cNvSpPr/>
+                      <wps:cNvCnPr/>
                       <wps:spPr>
                         <a:xfrm rot="10800000">
                           <a:off x="0" y="0"/>
@@ -12495,7 +12836,7 @@
           </mc:Choice>
           <mc:Fallback>
             <w:pict>
-              <v:line id="Lines 195" o:spid="_x0000_s1026" o:spt="20" style="position:absolute;left:0pt;margin-left:359.65pt;margin-top:12.1pt;height:5.65pt;width:0pt;rotation:11796480f;z-index:251716608;mso-width-relative:page;mso-height-relative:page;" filled="f" stroked="t" coordsize="21600,21600" o:gfxdata="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">
+              <v:line id="Lines 195" o:spid="_x0000_s1026" o:spt="20" style="position:absolute;left:0pt;margin-left:359.65pt;margin-top:12.1pt;height:5.65pt;width:0pt;rotation:11796480f;z-index:251716608;mso-width-relative:page;mso-height-relative:page;" filled="f" stroked="t" coordsize="21600,21600" o:gfxdata="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">
                 <v:fill on="f" focussize="0,0"/>
                 <v:stroke color="#000000" joinstyle="round"/>
                 <v:imagedata o:title=""/>
@@ -12519,7 +12860,6 @@
       <w:r>
         <w:rPr>
           <w:rFonts w:ascii="Times New Roman" w:hAnsi="Times New Roman"/>
-          <w:lang/>
         </w:rPr>
         <mc:AlternateContent>
           <mc:Choice Requires="wps">
@@ -12540,7 +12880,7 @@
                 <a:graphic xmlns:a="http://schemas.openxmlformats.org/drawingml/2006/main">
                   <a:graphicData uri="http://schemas.microsoft.com/office/word/2010/wordprocessingShape">
                     <wps:wsp>
-                      <wps:cNvSpPr/>
+                      <wps:cNvCnPr/>
                       <wps:spPr>
                         <a:xfrm rot="10800000" flipV="1">
                           <a:off x="0" y="0"/>
@@ -12567,7 +12907,7 @@
           </mc:Choice>
           <mc:Fallback>
             <w:pict>
-              <v:line id="Lines 198" o:spid="_x0000_s1026" o:spt="20" style="position:absolute;left:0pt;flip:y;margin-left:51.4pt;margin-top:10.2pt;height:20.1pt;width:0.6pt;rotation:11796480f;z-index:251719680;mso-width-relative:page;mso-height-relative:page;" filled="f" stroked="t" coordsize="21600,21600" o:gfxdata="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">
+              <v:line id="Lines 198" o:spid="_x0000_s1026" o:spt="20" style="position:absolute;left:0pt;flip:y;margin-left:51.4pt;margin-top:10.2pt;height:20.1pt;width:0.6pt;rotation:11796480f;z-index:251719680;mso-width-relative:page;mso-height-relative:page;" filled="f" stroked="t" coordsize="21600,21600" o:gfxdata="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">
                 <v:fill on="f" focussize="0,0"/>
                 <v:stroke color="#000000" joinstyle="round" endarrow="block"/>
                 <v:imagedata o:title=""/>
@@ -12580,7 +12920,6 @@
       <w:r>
         <w:rPr>
           <w:rFonts w:ascii="Times New Roman" w:hAnsi="Times New Roman"/>
-          <w:lang/>
         </w:rPr>
         <mc:AlternateContent>
           <mc:Choice Requires="wps">
@@ -12673,7 +13012,6 @@
       <w:r>
         <w:rPr>
           <w:rFonts w:ascii="Times New Roman" w:hAnsi="Times New Roman"/>
-          <w:lang/>
         </w:rPr>
         <mc:AlternateContent>
           <mc:Choice Requires="wps">
@@ -12759,7 +13097,6 @@
       <w:r>
         <w:rPr>
           <w:rFonts w:ascii="Times New Roman" w:hAnsi="Times New Roman"/>
-          <w:lang/>
         </w:rPr>
         <mc:AlternateContent>
           <mc:Choice Requires="wps">
@@ -12780,7 +13117,7 @@
                 <a:graphic xmlns:a="http://schemas.openxmlformats.org/drawingml/2006/main">
                   <a:graphicData uri="http://schemas.microsoft.com/office/word/2010/wordprocessingShape">
                     <wps:wsp>
-                      <wps:cNvSpPr/>
+                      <wps:cNvCnPr/>
                       <wps:spPr>
                         <a:xfrm rot="10800000">
                           <a:off x="0" y="0"/>
@@ -12807,7 +13144,7 @@
           </mc:Choice>
           <mc:Fallback>
             <w:pict>
-              <v:line id="Lines 184" o:spid="_x0000_s1026" o:spt="20" style="position:absolute;left:0pt;margin-left:102.4pt;margin-top:4.55pt;height:5.65pt;width:0pt;rotation:11796480f;z-index:251705344;mso-width-relative:page;mso-height-relative:page;" filled="f" stroked="t" coordsize="21600,21600" o:gfxdata="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">
+              <v:line id="Lines 184" o:spid="_x0000_s1026" o:spt="20" style="position:absolute;left:0pt;margin-left:102.4pt;margin-top:4.55pt;height:5.65pt;width:0pt;rotation:11796480f;z-index:251705344;mso-width-relative:page;mso-height-relative:page;" filled="f" stroked="t" coordsize="21600,21600" o:gfxdata="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">
                 <v:fill on="f" focussize="0,0"/>
                 <v:stroke color="#000000" joinstyle="round"/>
                 <v:imagedata o:title=""/>
@@ -12820,7 +13157,6 @@
       <w:r>
         <w:rPr>
           <w:rFonts w:ascii="Times New Roman" w:hAnsi="Times New Roman"/>
-          <w:lang/>
         </w:rPr>
         <mc:AlternateContent>
           <mc:Choice Requires="wps">
@@ -12841,7 +13177,7 @@
                 <a:graphic xmlns:a="http://schemas.openxmlformats.org/drawingml/2006/main">
                   <a:graphicData uri="http://schemas.microsoft.com/office/word/2010/wordprocessingShape">
                     <wps:wsp>
-                      <wps:cNvSpPr/>
+                      <wps:cNvCnPr/>
                       <wps:spPr>
                         <a:xfrm rot="10800000" flipV="1">
                           <a:off x="0" y="0"/>
@@ -12868,7 +13204,7 @@
           </mc:Choice>
           <mc:Fallback>
             <w:pict>
-              <v:line id="Lines 202" o:spid="_x0000_s1026" o:spt="20" style="position:absolute;left:0pt;flip:y;margin-left:301.65pt;margin-top:2.2pt;height:28.35pt;width:0pt;rotation:11796480f;z-index:251723776;mso-width-relative:page;mso-height-relative:page;" filled="f" stroked="t" coordsize="21600,21600" o:gfxdata="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">
+              <v:line id="Lines 202" o:spid="_x0000_s1026" o:spt="20" style="position:absolute;left:0pt;flip:y;margin-left:301.65pt;margin-top:2.2pt;height:28.35pt;width:0pt;rotation:11796480f;z-index:251723776;mso-width-relative:page;mso-height-relative:page;" filled="f" stroked="t" coordsize="21600,21600" o:gfxdata="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">
                 <v:fill on="f" focussize="0,0"/>
                 <v:stroke color="#000000" joinstyle="round" endarrow="block"/>
                 <v:imagedata o:title=""/>
@@ -12892,7 +13228,6 @@
       <w:r>
         <w:rPr>
           <w:rFonts w:ascii="Times New Roman" w:hAnsi="Times New Roman"/>
-          <w:lang/>
         </w:rPr>
         <mc:AlternateContent>
           <mc:Choice Requires="wps">
@@ -12913,7 +13248,7 @@
                 <a:graphic xmlns:a="http://schemas.openxmlformats.org/drawingml/2006/main">
                   <a:graphicData uri="http://schemas.microsoft.com/office/word/2010/wordprocessingShape">
                     <wps:wsp>
-                      <wps:cNvSpPr/>
+                      <wps:cNvCnPr/>
                       <wps:spPr>
                         <a:xfrm rot="21480000" flipH="1" flipV="1">
                           <a:off x="0" y="0"/>
@@ -12940,7 +13275,7 @@
           </mc:Choice>
           <mc:Fallback>
             <w:pict>
-              <v:line id="Lines 200" o:spid="_x0000_s1026" o:spt="20" style="position:absolute;left:0pt;flip:x y;margin-left:27.25pt;margin-top:11.2pt;height:2.5pt;width:73.85pt;rotation:-131072f;z-index:251721728;mso-width-relative:page;mso-height-relative:page;" filled="f" stroked="t" coordsize="21600,21600" o:gfxdata="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">
+              <v:line id="Lines 200" o:spid="_x0000_s1026" o:spt="20" style="position:absolute;left:0pt;flip:x y;margin-left:27.25pt;margin-top:11.2pt;height:2.5pt;width:73.85pt;rotation:-131072f;z-index:251721728;mso-width-relative:page;mso-height-relative:page;" filled="f" stroked="t" coordsize="21600,21600" o:gfxdata="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">
                 <v:fill on="f" focussize="0,0"/>
                 <v:stroke color="#000000" joinstyle="round" dashstyle="dash"/>
                 <v:imagedata o:title=""/>
@@ -12953,7 +13288,6 @@
       <w:r>
         <w:rPr>
           <w:rFonts w:ascii="Times New Roman" w:hAnsi="Times New Roman"/>
-          <w:lang/>
         </w:rPr>
         <mc:AlternateContent>
           <mc:Choice Requires="wps">
@@ -13051,7 +13385,6 @@
       <w:r>
         <w:rPr>
           <w:rFonts w:ascii="Times New Roman" w:hAnsi="Times New Roman"/>
-          <w:lang/>
         </w:rPr>
         <mc:AlternateContent>
           <mc:Choice Requires="wps">
@@ -13149,7 +13482,6 @@
       <w:r>
         <w:rPr>
           <w:rFonts w:ascii="Times New Roman" w:hAnsi="Times New Roman"/>
-          <w:lang/>
         </w:rPr>
         <mc:AlternateContent>
           <mc:Choice Requires="wps">
@@ -13247,7 +13579,6 @@
       <w:r>
         <w:rPr>
           <w:rFonts w:ascii="Times New Roman" w:hAnsi="Times New Roman"/>
-          <w:lang/>
         </w:rPr>
         <mc:AlternateContent>
           <mc:Choice Requires="wps">
@@ -13268,7 +13599,7 @@
                 <a:graphic xmlns:a="http://schemas.openxmlformats.org/drawingml/2006/main">
                   <a:graphicData uri="http://schemas.microsoft.com/office/word/2010/wordprocessingShape">
                     <wps:wsp>
-                      <wps:cNvSpPr/>
+                      <wps:cNvCnPr/>
                       <wps:spPr>
                         <a:xfrm rot="21240000" flipH="1" flipV="1">
                           <a:off x="0" y="0"/>
@@ -13295,7 +13626,7 @@
           </mc:Choice>
           <mc:Fallback>
             <w:pict>
-              <v:line id="Lines 204" o:spid="_x0000_s1026" o:spt="20" style="position:absolute;left:0pt;flip:x y;margin-left:288.85pt;margin-top:11.15pt;height:4.35pt;width:49.5pt;rotation:-393216f;z-index:251725824;mso-width-relative:page;mso-height-relative:page;" filled="f" stroked="t" coordsize="21600,21600" o:gfxdata="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">
+              <v:line id="Lines 204" o:spid="_x0000_s1026" o:spt="20" style="position:absolute;left:0pt;flip:x y;margin-left:288.85pt;margin-top:11.15pt;height:4.35pt;width:49.5pt;rotation:-393216f;z-index:251725824;mso-width-relative:page;mso-height-relative:page;" filled="f" stroked="t" coordsize="21600,21600" o:gfxdata="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">
                 <v:fill on="f" focussize="0,0"/>
                 <v:stroke color="#000000" joinstyle="round" dashstyle="dash"/>
                 <v:imagedata o:title=""/>
@@ -13330,7 +13661,6 @@
       <w:r>
         <w:rPr>
           <w:rFonts w:ascii="Times New Roman" w:hAnsi="Times New Roman"/>
-          <w:lang/>
         </w:rPr>
         <mc:AlternateContent>
           <mc:Choice Requires="wps">
@@ -13428,7 +13758,6 @@
       <w:r>
         <w:rPr>
           <w:rFonts w:ascii="Times New Roman" w:hAnsi="Times New Roman"/>
-          <w:lang/>
         </w:rPr>
         <mc:AlternateContent>
           <mc:Choice Requires="wps">
@@ -13526,7 +13855,6 @@
       <w:r>
         <w:rPr>
           <w:rFonts w:ascii="Times New Roman" w:hAnsi="Times New Roman"/>
-          <w:lang/>
         </w:rPr>
         <mc:AlternateContent>
           <mc:Choice Requires="wps">
@@ -13635,7 +13963,6 @@
       <w:r>
         <w:rPr>
           <w:rFonts w:ascii="Times New Roman" w:hAnsi="Times New Roman"/>
-          <w:lang/>
         </w:rPr>
         <mc:AlternateContent>
           <mc:Choice Requires="wps">
@@ -13744,7 +14071,6 @@
       <w:r>
         <w:rPr>
           <w:rFonts w:ascii="Times New Roman" w:hAnsi="Times New Roman"/>
-          <w:lang/>
         </w:rPr>
         <mc:AlternateContent>
           <mc:Choice Requires="wps">
@@ -13842,7 +14168,6 @@
       <w:r>
         <w:rPr>
           <w:rFonts w:ascii="Times New Roman" w:hAnsi="Times New Roman"/>
-          <w:lang/>
         </w:rPr>
         <mc:AlternateContent>
           <mc:Choice Requires="wps">
@@ -13951,7 +14276,6 @@
       <w:r>
         <w:rPr>
           <w:rFonts w:ascii="Times New Roman" w:hAnsi="Times New Roman"/>
-          <w:lang/>
         </w:rPr>
         <mc:AlternateContent>
           <mc:Choice Requires="wps">
@@ -14060,7 +14384,6 @@
       <w:r>
         <w:rPr>
           <w:rFonts w:ascii="Times New Roman" w:hAnsi="Times New Roman"/>
-          <w:lang/>
         </w:rPr>
         <mc:AlternateContent>
           <mc:Choice Requires="wps">
@@ -14158,7 +14481,6 @@
       <w:r>
         <w:rPr>
           <w:rFonts w:ascii="Times New Roman" w:hAnsi="Times New Roman"/>
-          <w:lang/>
         </w:rPr>
         <mc:AlternateContent>
           <mc:Choice Requires="wps">
@@ -14256,7 +14578,6 @@
       <w:r>
         <w:rPr>
           <w:rFonts w:ascii="Times New Roman" w:hAnsi="Times New Roman"/>
-          <w:lang/>
         </w:rPr>
         <mc:AlternateContent>
           <mc:Choice Requires="wps">
@@ -14376,7 +14697,6 @@
       <w:r>
         <w:rPr>
           <w:rFonts w:ascii="Times New Roman" w:hAnsi="Times New Roman"/>
-          <w:lang/>
         </w:rPr>
         <mc:AlternateContent>
           <mc:Choice Requires="wps">
@@ -14485,7 +14805,6 @@
       <w:r>
         <w:rPr>
           <w:rFonts w:ascii="Times New Roman" w:hAnsi="Times New Roman"/>
-          <w:lang/>
         </w:rPr>
         <mc:AlternateContent>
           <mc:Choice Requires="wps">
@@ -14605,7 +14924,6 @@
       <w:r>
         <w:rPr>
           <w:rFonts w:ascii="Times New Roman" w:hAnsi="Times New Roman"/>
-          <w:lang/>
         </w:rPr>
         <mc:AlternateContent>
           <mc:Choice Requires="wps">
@@ -17382,14 +17700,6 @@
       </w:tblGrid>
       <w:tr>
         <w:tblPrEx>
-          <w:tblBorders>
-            <w:top w:val="single" w:color="auto" w:sz="4" w:space="0"/>
-            <w:left w:val="single" w:color="auto" w:sz="4" w:space="0"/>
-            <w:bottom w:val="single" w:color="auto" w:sz="4" w:space="0"/>
-            <w:right w:val="single" w:color="auto" w:sz="4" w:space="0"/>
-            <w:insideH w:val="single" w:color="auto" w:sz="4" w:space="0"/>
-            <w:insideV w:val="single" w:color="auto" w:sz="4" w:space="0"/>
-          </w:tblBorders>
           <w:tblCellMar>
             <w:top w:w="0" w:type="dxa"/>
             <w:left w:w="108" w:type="dxa"/>
@@ -20397,14 +20707,6 @@
       </w:tr>
       <w:tr>
         <w:tblPrEx>
-          <w:tblBorders>
-            <w:top w:val="single" w:color="auto" w:sz="4" w:space="0"/>
-            <w:left w:val="single" w:color="auto" w:sz="4" w:space="0"/>
-            <w:bottom w:val="single" w:color="auto" w:sz="4" w:space="0"/>
-            <w:right w:val="single" w:color="auto" w:sz="4" w:space="0"/>
-            <w:insideH w:val="single" w:color="auto" w:sz="4" w:space="0"/>
-            <w:insideV w:val="single" w:color="auto" w:sz="4" w:space="0"/>
-          </w:tblBorders>
           <w:tblCellMar>
             <w:top w:w="0" w:type="dxa"/>
             <w:left w:w="108" w:type="dxa"/>
@@ -21076,7 +21378,7 @@
   <w:docDefaults>
     <w:rPrDefault>
       <w:rPr>
-        <w:rFonts w:ascii="Times New Roman" w:hAnsi="Times New Roman" w:eastAsia="Times New Roman" w:cs="Times New Roman"/>
+        <w:rFonts w:ascii="Times New Roman" w:hAnsi="Times New Roman" w:eastAsia="SimSun" w:cs="Times New Roman"/>
       </w:rPr>
     </w:rPrDefault>
     <w:pPrDefault/>
@@ -21113,8 +21415,8 @@
     <w:lsdException w:uiPriority="99" w:name="Normal Indent"/>
     <w:lsdException w:uiPriority="99" w:name="footnote text"/>
     <w:lsdException w:uiPriority="99" w:name="annotation text"/>
-    <w:lsdException w:unhideWhenUsed="0" w:uiPriority="99" w:semiHidden="0" w:name="header"/>
-    <w:lsdException w:unhideWhenUsed="0" w:uiPriority="99" w:semiHidden="0" w:name="footer"/>
+    <w:lsdException w:qFormat="1" w:unhideWhenUsed="0" w:uiPriority="99" w:semiHidden="0" w:name="header"/>
+    <w:lsdException w:qFormat="1" w:unhideWhenUsed="0" w:uiPriority="99" w:semiHidden="0" w:name="footer"/>
     <w:lsdException w:uiPriority="99" w:name="index heading"/>
     <w:lsdException w:qFormat="1" w:uiPriority="35" w:name="caption"/>
     <w:lsdException w:uiPriority="99" w:name="table of figures"/>
@@ -21123,7 +21425,7 @@
     <w:lsdException w:uiPriority="99" w:name="footnote reference"/>
     <w:lsdException w:uiPriority="99" w:name="annotation reference"/>
     <w:lsdException w:uiPriority="99" w:name="line number"/>
-    <w:lsdException w:uiPriority="99" w:name="page number"/>
+    <w:lsdException w:qFormat="1" w:uiPriority="99" w:name="page number"/>
     <w:lsdException w:uiPriority="99" w:name="endnote reference"/>
     <w:lsdException w:uiPriority="99" w:name="endnote text"/>
     <w:lsdException w:uiPriority="99" w:name="table of authorities"/>
@@ -21149,7 +21451,7 @@
     <w:lsdException w:uiPriority="99" w:name="Signature"/>
     <w:lsdException w:uiPriority="1" w:semiHidden="0" w:name="Default Paragraph Font"/>
     <w:lsdException w:uiPriority="99" w:name="Body Text"/>
-    <w:lsdException w:unhideWhenUsed="0" w:uiPriority="0" w:semiHidden="0" w:name="Body Text Indent"/>
+    <w:lsdException w:qFormat="1" w:unhideWhenUsed="0" w:uiPriority="0" w:semiHidden="0" w:name="Body Text Indent"/>
     <w:lsdException w:uiPriority="99" w:name="List Continue"/>
     <w:lsdException w:uiPriority="99" w:name="List Continue 2"/>
     <w:lsdException w:uiPriority="99" w:name="List Continue 3"/>
@@ -21164,8 +21466,8 @@
     <w:lsdException w:uiPriority="99" w:name="Note Heading"/>
     <w:lsdException w:uiPriority="99" w:name="Body Text 2"/>
     <w:lsdException w:uiPriority="99" w:name="Body Text 3"/>
-    <w:lsdException w:unhideWhenUsed="0" w:uiPriority="0" w:semiHidden="0" w:name="Body Text Indent 2"/>
-    <w:lsdException w:unhideWhenUsed="0" w:uiPriority="0" w:semiHidden="0" w:name="Body Text Indent 3"/>
+    <w:lsdException w:qFormat="1" w:unhideWhenUsed="0" w:uiPriority="0" w:semiHidden="0" w:name="Body Text Indent 2"/>
+    <w:lsdException w:qFormat="1" w:unhideWhenUsed="0" w:uiPriority="0" w:semiHidden="0" w:name="Body Text Indent 3"/>
     <w:lsdException w:uiPriority="99" w:name="Block Text"/>
     <w:lsdException w:uiPriority="99" w:name="Hyperlink"/>
     <w:lsdException w:uiPriority="99" w:name="FollowedHyperlink"/>
@@ -21229,8 +21531,8 @@
     <w:lsdException w:uiPriority="99" w:name="Table Web 1"/>
     <w:lsdException w:uiPriority="99" w:name="Table Web 2"/>
     <w:lsdException w:uiPriority="99" w:name="Table Web 3"/>
-    <w:lsdException w:uiPriority="99" w:semiHidden="0" w:name="Balloon Text"/>
-    <w:lsdException w:unhideWhenUsed="0" w:uiPriority="0" w:semiHidden="0" w:name="Table Grid"/>
+    <w:lsdException w:qFormat="1" w:uiPriority="99" w:semiHidden="0" w:name="Balloon Text"/>
+    <w:lsdException w:qFormat="1" w:unhideWhenUsed="0" w:uiPriority="0" w:semiHidden="0" w:name="Table Grid"/>
     <w:lsdException w:uiPriority="99" w:name="Table Theme"/>
     <w:lsdException w:qFormat="1" w:unhideWhenUsed="0" w:uiPriority="0" w:semiHidden="0" w:name="No Spacing"/>
     <w:lsdException w:unhideWhenUsed="0" w:uiPriority="60" w:semiHidden="0" w:name="Light Shading"/>
@@ -21338,7 +21640,7 @@
     <w:qFormat/>
     <w:uiPriority w:val="0"/>
     <w:rPr>
-      <w:rFonts w:ascii=".VnTime" w:hAnsi=".VnTime"/>
+      <w:rFonts w:ascii=".VnTime" w:hAnsi=".VnTime" w:eastAsia="Times New Roman" w:cs="Times New Roman"/>
       <w:sz w:val="28"/>
       <w:szCs w:val="28"/>
       <w:lang w:val="en-US" w:eastAsia="en-US" w:bidi="ar-SA"/>
@@ -21355,7 +21657,6 @@
     <w:qFormat/>
     <w:uiPriority w:val="99"/>
     <w:tblPr>
-      <w:tblStyle w:val="3"/>
       <w:tblCellMar>
         <w:top w:w="0" w:type="dxa"/>
         <w:left w:w="108" w:type="dxa"/>
@@ -21369,6 +21670,7 @@
     <w:basedOn w:val="1"/>
     <w:link w:val="12"/>
     <w:unhideWhenUsed/>
+    <w:qFormat/>
     <w:uiPriority w:val="99"/>
     <w:rPr>
       <w:rFonts w:ascii="Tahoma" w:hAnsi="Tahoma" w:cs="Tahoma"/>
@@ -21380,6 +21682,7 @@
     <w:name w:val="Body Text Indent"/>
     <w:basedOn w:val="1"/>
     <w:link w:val="14"/>
+    <w:qFormat/>
     <w:uiPriority w:val="0"/>
     <w:pPr>
       <w:ind w:left="374"/>
@@ -21393,6 +21696,7 @@
     <w:name w:val="Body Text Indent 2"/>
     <w:basedOn w:val="1"/>
     <w:link w:val="15"/>
+    <w:qFormat/>
     <w:uiPriority w:val="0"/>
     <w:pPr>
       <w:ind w:left="748"/>
@@ -21406,6 +21710,7 @@
     <w:name w:val="Body Text Indent 3"/>
     <w:basedOn w:val="1"/>
     <w:link w:val="16"/>
+    <w:qFormat/>
     <w:uiPriority w:val="0"/>
     <w:pPr>
       <w:ind w:left="561"/>
@@ -21419,6 +21724,7 @@
     <w:name w:val="footer"/>
     <w:basedOn w:val="1"/>
     <w:link w:val="13"/>
+    <w:qFormat/>
     <w:uiPriority w:val="99"/>
     <w:pPr>
       <w:tabs>
@@ -21431,6 +21737,7 @@
     <w:name w:val="header"/>
     <w:basedOn w:val="1"/>
     <w:link w:val="17"/>
+    <w:qFormat/>
     <w:uiPriority w:val="99"/>
     <w:pPr>
       <w:tabs>
@@ -21443,14 +21750,15 @@
     <w:name w:val="page number"/>
     <w:semiHidden/>
     <w:unhideWhenUsed/>
+    <w:qFormat/>
     <w:uiPriority w:val="99"/>
   </w:style>
   <w:style w:type="table" w:styleId="11">
     <w:name w:val="Table Grid"/>
     <w:basedOn w:val="3"/>
+    <w:qFormat/>
     <w:uiPriority w:val="0"/>
     <w:tblPr>
-      <w:tblStyle w:val="3"/>
       <w:tblBorders>
         <w:top w:val="single" w:color="auto" w:sz="4" w:space="0"/>
         <w:left w:val="single" w:color="auto" w:sz="4" w:space="0"/>
@@ -21464,6 +21772,7 @@
   <w:style w:type="character" w:customStyle="1" w:styleId="12">
     <w:name w:val="Balloon Text Char"/>
     <w:link w:val="4"/>
+    <w:qFormat/>
     <w:uiPriority w:val="0"/>
     <w:rPr>
       <w:rFonts w:ascii="Tahoma" w:hAnsi="Tahoma" w:cs="Tahoma"/>
@@ -21474,6 +21783,7 @@
   <w:style w:type="character" w:customStyle="1" w:styleId="13">
     <w:name w:val="Footer Char"/>
     <w:link w:val="8"/>
+    <w:qFormat/>
     <w:uiPriority w:val="99"/>
     <w:rPr>
       <w:rFonts w:ascii=".VnTime" w:hAnsi=".VnTime"/>
@@ -21485,6 +21795,7 @@
   <w:style w:type="character" w:customStyle="1" w:styleId="14">
     <w:name w:val="Body Text Indent Char"/>
     <w:link w:val="5"/>
+    <w:qFormat/>
     <w:uiPriority w:val="0"/>
     <w:rPr>
       <w:rFonts w:ascii="Calibri" w:hAnsi="Calibri" w:eastAsia="SimSun" w:cs="Times New Roman"/>
@@ -21494,6 +21805,7 @@
   <w:style w:type="character" w:customStyle="1" w:styleId="15">
     <w:name w:val="Body Text Indent 2 Char"/>
     <w:link w:val="6"/>
+    <w:qFormat/>
     <w:uiPriority w:val="0"/>
     <w:rPr>
       <w:rFonts w:ascii="Calibri" w:hAnsi="Calibri" w:eastAsia="SimSun" w:cs="Times New Roman"/>
@@ -21503,6 +21815,7 @@
   <w:style w:type="character" w:customStyle="1" w:styleId="16">
     <w:name w:val="Body Text Indent 3 Char"/>
     <w:link w:val="7"/>
+    <w:qFormat/>
     <w:uiPriority w:val="0"/>
     <w:rPr>
       <w:rFonts w:ascii="Calibri" w:hAnsi="Calibri" w:eastAsia="SimSun" w:cs="Times New Roman"/>
@@ -21512,6 +21825,7 @@
   <w:style w:type="character" w:customStyle="1" w:styleId="17">
     <w:name w:val="Header Char"/>
     <w:link w:val="9"/>
+    <w:qFormat/>
     <w:uiPriority w:val="99"/>
     <w:rPr>
       <w:rFonts w:ascii="Calibri" w:hAnsi="Calibri" w:eastAsia="SimSun" w:cs="Times New Roman"/>
